--- a/CÔNG TY TNHH MTV TRƯỜNG VINH/TruongVinh_ThanhLapMoi/GIẤY ĐỀ NGHỊ_Mẫu số 2_DA_DIEN.docx
+++ b/CÔNG TY TNHH MTV TRƯỜNG VINH/TruongVinh_ThanhLapMoi/GIẤY ĐỀ NGHỊ_Mẫu số 2_DA_DIEN.docx
@@ -1,6 +1,6 @@
 
 <file path=word/document.xml><?xml version="1.0" encoding="utf-8"?>
-<w:document xmlns:wpc="http://schemas.microsoft.com/office/word/2010/wordprocessingCanvas" xmlns:cx="http://schemas.microsoft.com/office/drawing/2014/chartex" xmlns:mc="http://schemas.openxmlformats.org/markup-compatibility/2006" xmlns:o="urn:schemas-microsoft-com:office:office" xmlns:r="http://schemas.openxmlformats.org/officeDocument/2006/relationships" xmlns:m="http://schemas.openxmlformats.org/officeDocument/2006/math" xmlns:v="urn:schemas-microsoft-com:vml" xmlns:wp14="http://schemas.microsoft.com/office/word/2010/wordprocessingDrawing" xmlns:wp="http://schemas.openxmlformats.org/drawingml/2006/wordprocessingDrawing" xmlns:w10="urn:schemas-microsoft-com:office:word" xmlns:w="http://schemas.openxmlformats.org/wordprocessingml/2006/main" xmlns:w14="http://schemas.microsoft.com/office/word/2010/wordml" xmlns:w15="http://schemas.microsoft.com/office/word/2012/wordml" xmlns:w16se="http://schemas.microsoft.com/office/word/2015/wordml/symex" xmlns:wpg="http://schemas.microsoft.com/office/word/2010/wordprocessingGroup" xmlns:wpi="http://schemas.microsoft.com/office/word/2010/wordprocessingInk" xmlns:wne="http://schemas.microsoft.com/office/word/2006/wordml" xmlns:wps="http://schemas.microsoft.com/office/word/2010/wordprocessingShape" mc:Ignorable="w14 w15 w16se wp14">
+<w:document xmlns:wpc="http://schemas.microsoft.com/office/word/2010/wordprocessingCanvas" xmlns:cx="http://schemas.microsoft.com/office/drawing/2014/chartex" xmlns:cx1="http://schemas.microsoft.com/office/drawing/2015/9/8/chartex" xmlns:mc="http://schemas.openxmlformats.org/markup-compatibility/2006" xmlns:o="urn:schemas-microsoft-com:office:office" xmlns:r="http://schemas.openxmlformats.org/officeDocument/2006/relationships" xmlns:m="http://schemas.openxmlformats.org/officeDocument/2006/math" xmlns:v="urn:schemas-microsoft-com:vml" xmlns:wp14="http://schemas.microsoft.com/office/word/2010/wordprocessingDrawing" xmlns:wp="http://schemas.openxmlformats.org/drawingml/2006/wordprocessingDrawing" xmlns:w10="urn:schemas-microsoft-com:office:word" xmlns:w="http://schemas.openxmlformats.org/wordprocessingml/2006/main" xmlns:w14="http://schemas.microsoft.com/office/word/2010/wordml" xmlns:w15="http://schemas.microsoft.com/office/word/2012/wordml" xmlns:w16se="http://schemas.microsoft.com/office/word/2015/wordml/symex" xmlns:wpg="http://schemas.microsoft.com/office/word/2010/wordprocessingGroup" xmlns:wpi="http://schemas.microsoft.com/office/word/2010/wordprocessingInk" xmlns:wne="http://schemas.microsoft.com/office/word/2006/wordml" xmlns:wps="http://schemas.microsoft.com/office/word/2010/wordprocessingShape" mc:Ignorable="w14 w15 w16se wp14">
   <w:body>
     <w:p>
       <w:pPr>
@@ -144,7 +144,7 @@
               </wp:anchor>
             </w:drawing>
           </mc:Choice>
-          <mc:Fallback xmlns:cx1="http://schemas.microsoft.com/office/drawing/2015/9/8/chartex">
+          <mc:Fallback>
             <w:pict>
               <v:line w14:anchorId="24BAE32B" id="Straight Connector 2" o:spid="_x0000_s1026" style="position:absolute;z-index:251699200;visibility:visible;mso-wrap-style:square;mso-wrap-distance-left:9pt;mso-wrap-distance-top:0;mso-wrap-distance-right:9pt;mso-wrap-distance-bottom:0;mso-position-horizontal:center;mso-position-horizontal-relative:margin;mso-position-vertical:absolute;mso-position-vertical-relative:text" from="0,.5pt" to="173.75pt,.5pt" o:gfxdata="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" strokecolor="windowText" strokeweight=".5pt">
                 <v:stroke joinstyle="miter"/>
@@ -1469,7 +1469,7 @@
                     </wp:anchor>
                   </w:drawing>
                 </mc:Choice>
-                <mc:Fallback xmlns:cx1="http://schemas.microsoft.com/office/drawing/2015/9/8/chartex">
+                <mc:Fallback>
                   <w:pict>
                     <v:rect w14:anchorId="6308C006" id="Rectangle 238" o:spid="_x0000_s1026" style="position:absolute;margin-left:-2.6pt;margin-top:3.4pt;width:27pt;height:22pt;z-index:251660288;visibility:visible;mso-wrap-style:none;mso-width-percent:0;mso-height-percent:0;mso-wrap-distance-left:9pt;mso-wrap-distance-top:0;mso-wrap-distance-right:9pt;mso-wrap-distance-bottom:0;mso-position-horizontal:absolute;mso-position-horizontal-relative:margin;mso-position-vertical:absolute;mso-position-vertical-relative:margin;mso-width-percent:0;mso-height-percent:0;mso-width-relative:page;mso-height-relative:page;v-text-anchor:middle" o:gfxdata="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" strokeweight=".26mm">
                       <v:stroke endcap="square"/>
@@ -1595,7 +1595,7 @@
                     </wp:anchor>
                   </w:drawing>
                 </mc:Choice>
-                <mc:Fallback xmlns:cx1="http://schemas.microsoft.com/office/drawing/2015/9/8/chartex">
+                <mc:Fallback>
                   <w:pict>
                     <v:rect w14:anchorId="0912E7DE" id="Rectangle 237" o:spid="_x0000_s1026" style="position:absolute;margin-left:-2.6pt;margin-top:3.8pt;width:27pt;height:22pt;z-index:251661312;visibility:visible;mso-wrap-style:none;mso-width-percent:0;mso-height-percent:0;mso-wrap-distance-left:9pt;mso-wrap-distance-top:0;mso-wrap-distance-right:9pt;mso-wrap-distance-bottom:0;mso-position-horizontal:absolute;mso-position-horizontal-relative:margin;mso-position-vertical:absolute;mso-position-vertical-relative:margin;mso-width-percent:0;mso-height-percent:0;mso-width-relative:page;mso-height-relative:page;v-text-anchor:middle" o:gfxdata="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" strokeweight=".26mm">
                       <v:stroke endcap="square"/>
@@ -1721,7 +1721,7 @@
                     </wp:anchor>
                   </w:drawing>
                 </mc:Choice>
-                <mc:Fallback xmlns:cx1="http://schemas.microsoft.com/office/drawing/2015/9/8/chartex">
+                <mc:Fallback>
                   <w:pict>
                     <v:rect w14:anchorId="7E999212" id="Rectangle 236" o:spid="_x0000_s1026" style="position:absolute;margin-left:-2.05pt;margin-top:3.3pt;width:27pt;height:22pt;z-index:251662336;visibility:visible;mso-wrap-style:none;mso-width-percent:0;mso-height-percent:0;mso-wrap-distance-left:9pt;mso-wrap-distance-top:0;mso-wrap-distance-right:9pt;mso-wrap-distance-bottom:0;mso-position-horizontal:absolute;mso-position-horizontal-relative:margin;mso-position-vertical:absolute;mso-position-vertical-relative:margin;mso-width-percent:0;mso-height-percent:0;mso-width-relative:page;mso-height-relative:page;v-text-anchor:middle" o:gfxdata="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" strokeweight=".26mm">
                       <v:stroke endcap="square"/>
@@ -1847,7 +1847,7 @@
                     </wp:anchor>
                   </w:drawing>
                 </mc:Choice>
-                <mc:Fallback xmlns:cx1="http://schemas.microsoft.com/office/drawing/2015/9/8/chartex">
+                <mc:Fallback>
                   <w:pict>
                     <v:rect w14:anchorId="6842F8D6" id="Rectangle 235" o:spid="_x0000_s1026" style="position:absolute;margin-left:-2.6pt;margin-top:3.55pt;width:27pt;height:22pt;z-index:251663360;visibility:visible;mso-wrap-style:none;mso-width-percent:0;mso-height-percent:0;mso-wrap-distance-left:9pt;mso-wrap-distance-top:0;mso-wrap-distance-right:9pt;mso-wrap-distance-bottom:0;mso-position-horizontal:absolute;mso-position-horizontal-relative:margin;mso-position-vertical:absolute;mso-position-vertical-relative:margin;mso-width-percent:0;mso-height-percent:0;mso-width-relative:page;mso-height-relative:page;v-text-anchor:middle" o:gfxdata="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" strokeweight=".26mm">
                       <v:stroke endcap="square"/>
@@ -1974,7 +1974,7 @@
                     </wp:anchor>
                   </w:drawing>
                 </mc:Choice>
-                <mc:Fallback xmlns:cx1="http://schemas.microsoft.com/office/drawing/2015/9/8/chartex">
+                <mc:Fallback>
                   <w:pict>
                     <v:rect w14:anchorId="7C7ED5CD" id="Rectangle 239" o:spid="_x0000_s1026" style="position:absolute;margin-left:-2.6pt;margin-top:3.35pt;width:27pt;height:22pt;z-index:251676672;visibility:visible;mso-wrap-style:none;mso-width-percent:0;mso-height-percent:0;mso-wrap-distance-left:9pt;mso-wrap-distance-top:0;mso-wrap-distance-right:9pt;mso-wrap-distance-bottom:0;mso-position-horizontal:absolute;mso-position-horizontal-relative:margin;mso-position-vertical:absolute;mso-position-vertical-relative:margin;mso-width-percent:0;mso-height-percent:0;mso-width-relative:page;mso-height-relative:page;v-text-anchor:middle" o:gfxdata="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" strokeweight=".26mm">
                       <v:stroke endcap="square"/>
@@ -2112,7 +2112,7 @@
                     </wp:anchor>
                   </w:drawing>
                 </mc:Choice>
-                <mc:Fallback xmlns:cx1="http://schemas.microsoft.com/office/drawing/2015/9/8/chartex">
+                <mc:Fallback>
                   <w:pict>
                     <v:rect w14:anchorId="2EA58C99" id="Rectangle 234" o:spid="_x0000_s1026" style="position:absolute;margin-left:-2.6pt;margin-top:3.75pt;width:27pt;height:22pt;z-index:251666432;visibility:visible;mso-wrap-style:none;mso-width-percent:0;mso-height-percent:0;mso-wrap-distance-left:9pt;mso-wrap-distance-top:0;mso-wrap-distance-right:9pt;mso-wrap-distance-bottom:0;mso-position-horizontal:absolute;mso-position-horizontal-relative:margin;mso-position-vertical:absolute;mso-position-vertical-relative:margin;mso-width-percent:0;mso-height-percent:0;mso-width-relative:page;mso-height-relative:page;v-text-anchor:middle" o:gfxdata="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" strokeweight=".26mm">
                       <v:stroke endcap="square"/>
@@ -2912,7 +2912,7 @@
                     </wp:anchor>
                   </w:drawing>
                 </mc:Choice>
-                <mc:Fallback xmlns:cx1="http://schemas.microsoft.com/office/drawing/2015/9/8/chartex">
+                <mc:Fallback>
                   <w:pict>
                     <v:rect w14:anchorId="137DAE21" id="Rectangle 105" o:spid="_x0000_s1026" style="position:absolute;margin-left:3.4pt;margin-top:5.6pt;width:16.6pt;height:15.9pt;z-index:251688960;visibility:visible;mso-wrap-style:square;mso-width-percent:0;mso-height-percent:0;mso-wrap-distance-left:9pt;mso-wrap-distance-top:0;mso-wrap-distance-right:9pt;mso-wrap-distance-bottom:0;mso-position-horizontal:absolute;mso-position-horizontal-relative:text;mso-position-vertical:absolute;mso-position-vertical-relative:text;mso-width-percent:0;mso-height-percent:0;mso-width-relative:page;mso-height-relative:page;v-text-anchor:top" o:gfxdata="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"/>
                   </w:pict>
@@ -3026,7 +3026,7 @@
                     </wp:anchor>
                   </w:drawing>
                 </mc:Choice>
-                <mc:Fallback xmlns:cx1="http://schemas.microsoft.com/office/drawing/2015/9/8/chartex">
+                <mc:Fallback>
                   <w:pict>
                     <v:rect w14:anchorId="5B7F9B51" id="Rectangle 104" o:spid="_x0000_s1026" style="position:absolute;margin-left:4.4pt;margin-top:5.6pt;width:16.6pt;height:15.9pt;z-index:251691008;visibility:visible;mso-wrap-style:square;mso-width-percent:0;mso-height-percent:0;mso-wrap-distance-left:9pt;mso-wrap-distance-top:0;mso-wrap-distance-right:9pt;mso-wrap-distance-bottom:0;mso-position-horizontal:absolute;mso-position-horizontal-relative:text;mso-position-vertical:absolute;mso-position-vertical-relative:text;mso-width-percent:0;mso-height-percent:0;mso-width-relative:page;mso-height-relative:page;v-text-anchor:top" o:gfxdata="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"/>
                   </w:pict>
@@ -3142,7 +3142,7 @@
                     </wp:anchor>
                   </w:drawing>
                 </mc:Choice>
-                <mc:Fallback xmlns:cx1="http://schemas.microsoft.com/office/drawing/2015/9/8/chartex">
+                <mc:Fallback>
                   <w:pict>
                     <v:rect w14:anchorId="32CF65ED" id="Rectangle 103" o:spid="_x0000_s1026" style="position:absolute;margin-left:3.4pt;margin-top:5pt;width:16.6pt;height:15.9pt;z-index:251689984;visibility:visible;mso-wrap-style:square;mso-width-percent:0;mso-height-percent:0;mso-wrap-distance-left:9pt;mso-wrap-distance-top:0;mso-wrap-distance-right:9pt;mso-wrap-distance-bottom:0;mso-position-horizontal:absolute;mso-position-horizontal-relative:text;mso-position-vertical:absolute;mso-position-vertical-relative:text;mso-width-percent:0;mso-height-percent:0;mso-width-relative:page;mso-height-relative:page;v-text-anchor:top" o:gfxdata="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"/>
                   </w:pict>
@@ -3256,7 +3256,7 @@
                     </wp:anchor>
                   </w:drawing>
                 </mc:Choice>
-                <mc:Fallback xmlns:cx1="http://schemas.microsoft.com/office/drawing/2015/9/8/chartex">
+                <mc:Fallback>
                   <w:pict>
                     <v:rect w14:anchorId="227D549B" id="Rectangle 102" o:spid="_x0000_s1026" style="position:absolute;margin-left:4.4pt;margin-top:5pt;width:16.6pt;height:15.9pt;z-index:251692032;visibility:visible;mso-wrap-style:square;mso-width-percent:0;mso-height-percent:0;mso-wrap-distance-left:9pt;mso-wrap-distance-top:0;mso-wrap-distance-right:9pt;mso-wrap-distance-bottom:0;mso-position-horizontal:absolute;mso-position-horizontal-relative:text;mso-position-vertical:absolute;mso-position-vertical-relative:text;mso-width-percent:0;mso-height-percent:0;mso-width-relative:page;mso-height-relative:page;v-text-anchor:top" o:gfxdata="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"/>
                   </w:pict>
@@ -3372,27 +3372,7 @@
           <w:szCs w:val="26"/>
           <w:lang w:eastAsia="zh-CN"/>
         </w:rPr>
-        <w:t xml:space="preserve">Ngày cấp: </w:t>
-      </w:r>
-      <w:proofErr w:type="gramStart"/>
-      <w:r>
-        <w:rPr>
-          <w:rFonts w:ascii="Times New Roman" w:eastAsia="Times New Roman" w:hAnsi="Times New Roman" w:cs="Times New Roman"/>
-          <w:sz w:val="26"/>
-          <w:szCs w:val="26"/>
-          <w:lang w:eastAsia="zh-CN"/>
-        </w:rPr>
-        <w:t>…./</w:t>
-      </w:r>
-      <w:proofErr w:type="gramEnd"/>
-      <w:r>
-        <w:rPr>
-          <w:rFonts w:ascii="Times New Roman" w:eastAsia="Times New Roman" w:hAnsi="Times New Roman" w:cs="Times New Roman"/>
-          <w:sz w:val="26"/>
-          <w:szCs w:val="26"/>
-          <w:lang w:eastAsia="zh-CN"/>
-        </w:rPr>
-        <w:t>…./….Nơi cấp: ………..Ngày hết hạn (</w:t>
+        <w:t>Ngày cấp: …./…./….Nơi cấp: ………..Ngày hết hạn (</w:t>
       </w:r>
       <w:r>
         <w:rPr>
@@ -3882,7 +3862,7 @@
                     </wp:anchor>
                   </w:drawing>
                 </mc:Choice>
-                <mc:Fallback xmlns:cx1="http://schemas.microsoft.com/office/drawing/2015/9/8/chartex">
+                <mc:Fallback>
                   <w:pict>
                     <v:rect w14:anchorId="4D0AF0D9" id="Rectangle 26" o:spid="_x0000_s1026" style="position:absolute;margin-left:3.4pt;margin-top:5.6pt;width:16.6pt;height:15.9pt;z-index:251693056;visibility:visible;mso-wrap-style:square;mso-width-percent:0;mso-height-percent:0;mso-wrap-distance-left:9pt;mso-wrap-distance-top:0;mso-wrap-distance-right:9pt;mso-wrap-distance-bottom:0;mso-position-horizontal:absolute;mso-position-horizontal-relative:text;mso-position-vertical:absolute;mso-position-vertical-relative:text;mso-width-percent:0;mso-height-percent:0;mso-width-relative:page;mso-height-relative:page;v-text-anchor:top" o:gfxdata="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"/>
                   </w:pict>
@@ -3996,7 +3976,7 @@
                     </wp:anchor>
                   </w:drawing>
                 </mc:Choice>
-                <mc:Fallback xmlns:cx1="http://schemas.microsoft.com/office/drawing/2015/9/8/chartex">
+                <mc:Fallback>
                   <w:pict>
                     <v:rect w14:anchorId="152C877B" id="Rectangle 25" o:spid="_x0000_s1026" style="position:absolute;margin-left:4.4pt;margin-top:5.6pt;width:16.6pt;height:15.9pt;z-index:251695104;visibility:visible;mso-wrap-style:square;mso-width-percent:0;mso-height-percent:0;mso-wrap-distance-left:9pt;mso-wrap-distance-top:0;mso-wrap-distance-right:9pt;mso-wrap-distance-bottom:0;mso-position-horizontal:absolute;mso-position-horizontal-relative:text;mso-position-vertical:absolute;mso-position-vertical-relative:text;mso-width-percent:0;mso-height-percent:0;mso-width-relative:page;mso-height-relative:page;v-text-anchor:top" o:gfxdata="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"/>
                   </w:pict>
@@ -4112,7 +4092,7 @@
                     </wp:anchor>
                   </w:drawing>
                 </mc:Choice>
-                <mc:Fallback xmlns:cx1="http://schemas.microsoft.com/office/drawing/2015/9/8/chartex">
+                <mc:Fallback>
                   <w:pict>
                     <v:rect w14:anchorId="167D9B1D" id="Rectangle 24" o:spid="_x0000_s1026" style="position:absolute;margin-left:3.4pt;margin-top:5pt;width:16.6pt;height:15.9pt;z-index:251694080;visibility:visible;mso-wrap-style:square;mso-width-percent:0;mso-height-percent:0;mso-wrap-distance-left:9pt;mso-wrap-distance-top:0;mso-wrap-distance-right:9pt;mso-wrap-distance-bottom:0;mso-position-horizontal:absolute;mso-position-horizontal-relative:text;mso-position-vertical:absolute;mso-position-vertical-relative:text;mso-width-percent:0;mso-height-percent:0;mso-width-relative:page;mso-height-relative:page;v-text-anchor:top" o:gfxdata="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"/>
                   </w:pict>
@@ -4226,7 +4206,7 @@
                     </wp:anchor>
                   </w:drawing>
                 </mc:Choice>
-                <mc:Fallback xmlns:cx1="http://schemas.microsoft.com/office/drawing/2015/9/8/chartex">
+                <mc:Fallback>
                   <w:pict>
                     <v:rect w14:anchorId="08AE9C8F" id="Rectangle 23" o:spid="_x0000_s1026" style="position:absolute;margin-left:4.4pt;margin-top:5pt;width:16.6pt;height:15.9pt;z-index:251696128;visibility:visible;mso-wrap-style:square;mso-width-percent:0;mso-height-percent:0;mso-wrap-distance-left:9pt;mso-wrap-distance-top:0;mso-wrap-distance-right:9pt;mso-wrap-distance-bottom:0;mso-position-horizontal:absolute;mso-position-horizontal-relative:text;mso-position-vertical:absolute;mso-position-vertical-relative:text;mso-width-percent:0;mso-height-percent:0;mso-width-relative:page;mso-height-relative:page;v-text-anchor:top" o:gfxdata="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"/>
                   </w:pict>
@@ -4347,27 +4327,7 @@
           <w:szCs w:val="26"/>
           <w:lang w:eastAsia="zh-CN"/>
         </w:rPr>
-        <w:t xml:space="preserve">Ngày cấp: </w:t>
-      </w:r>
-      <w:proofErr w:type="gramStart"/>
-      <w:r>
-        <w:rPr>
-          <w:rFonts w:ascii="Times New Roman" w:eastAsia="Times New Roman" w:hAnsi="Times New Roman" w:cs="Times New Roman"/>
-          <w:sz w:val="26"/>
-          <w:szCs w:val="26"/>
-          <w:lang w:eastAsia="zh-CN"/>
-        </w:rPr>
-        <w:t>…./</w:t>
-      </w:r>
-      <w:proofErr w:type="gramEnd"/>
-      <w:r>
-        <w:rPr>
-          <w:rFonts w:ascii="Times New Roman" w:eastAsia="Times New Roman" w:hAnsi="Times New Roman" w:cs="Times New Roman"/>
-          <w:sz w:val="26"/>
-          <w:szCs w:val="26"/>
-          <w:lang w:eastAsia="zh-CN"/>
-        </w:rPr>
-        <w:t>…./….Nơi cấp: ………..Ngày hết hạn (</w:t>
+        <w:t>Ngày cấp: …./…./….Nơi cấp: ………..Ngày hết hạn (</w:t>
       </w:r>
       <w:r>
         <w:rPr>
@@ -4768,41 +4728,17 @@
           <w:szCs w:val="26"/>
           <w:lang w:val="fr-FR" w:eastAsia="zh-CN"/>
         </w:rPr>
-        <w:t xml:space="preserve">Công ty chứng khoán/Công ty quản lý quỹ đầu tư chứng khoán/Công ty đầu tư chứng </w:t>
-      </w:r>
-      <w:proofErr w:type="gramStart"/>
-      <w:r>
-        <w:rPr>
-          <w:rFonts w:ascii="Times New Roman" w:eastAsia="Times New Roman" w:hAnsi="Times New Roman" w:cs="Times New Roman"/>
-          <w:b/>
-          <w:bCs/>
+        <w:t>Công ty chứng khoán/Công ty quản lý quỹ đầu tư chứng khoán/Công ty đầu tư chứng khoán</w:t>
+      </w:r>
+      <w:r>
+        <w:rPr>
+          <w:rFonts w:ascii="Times New Roman" w:eastAsia="Times New Roman" w:hAnsi="Times New Roman" w:cs="Times New Roman"/>
           <w:spacing w:val="-2"/>
           <w:sz w:val="26"/>
           <w:szCs w:val="26"/>
           <w:lang w:val="fr-FR" w:eastAsia="zh-CN"/>
         </w:rPr>
-        <w:t>khoán</w:t>
-      </w:r>
-      <w:r>
-        <w:rPr>
-          <w:rFonts w:ascii="Times New Roman" w:eastAsia="Times New Roman" w:hAnsi="Times New Roman" w:cs="Times New Roman"/>
-          <w:spacing w:val="-2"/>
-          <w:sz w:val="26"/>
-          <w:szCs w:val="26"/>
-          <w:lang w:val="fr-FR" w:eastAsia="zh-CN"/>
-        </w:rPr>
-        <w:t>:</w:t>
-      </w:r>
-      <w:proofErr w:type="gramEnd"/>
-      <w:r>
-        <w:rPr>
-          <w:rFonts w:ascii="Times New Roman" w:eastAsia="Times New Roman" w:hAnsi="Times New Roman" w:cs="Times New Roman"/>
-          <w:spacing w:val="-2"/>
-          <w:sz w:val="26"/>
-          <w:szCs w:val="26"/>
-          <w:lang w:val="fr-FR" w:eastAsia="zh-CN"/>
-        </w:rPr>
-        <w:t xml:space="preserve"> (</w:t>
+        <w:t>: (</w:t>
       </w:r>
       <w:r>
         <w:rPr>
@@ -4839,69 +4775,17 @@
           <w:szCs w:val="26"/>
           <w:lang w:val="fr-FR" w:eastAsia="zh-CN"/>
         </w:rPr>
-        <w:t xml:space="preserve">Giấy phép thành lập và hoạt động </w:t>
-      </w:r>
-      <w:proofErr w:type="gramStart"/>
-      <w:r>
-        <w:rPr>
-          <w:rFonts w:ascii="Times New Roman" w:eastAsia="Times New Roman" w:hAnsi="Times New Roman" w:cs="Times New Roman"/>
+        <w:t>Giấy phép thành lập và hoạt động số: …  do Uỷ ban Chứng khoán Nhà nước cấp ngày: …./…./….. (</w:t>
+      </w:r>
+      <w:r>
+        <w:rPr>
+          <w:rFonts w:ascii="Times New Roman" w:eastAsia="Times New Roman" w:hAnsi="Times New Roman" w:cs="Times New Roman"/>
+          <w:i/>
           <w:sz w:val="26"/>
           <w:szCs w:val="26"/>
           <w:lang w:val="fr-FR" w:eastAsia="zh-CN"/>
         </w:rPr>
-        <w:t>số:</w:t>
-      </w:r>
-      <w:proofErr w:type="gramEnd"/>
-      <w:r>
-        <w:rPr>
-          <w:rFonts w:ascii="Times New Roman" w:eastAsia="Times New Roman" w:hAnsi="Times New Roman" w:cs="Times New Roman"/>
-          <w:sz w:val="26"/>
-          <w:szCs w:val="26"/>
-          <w:lang w:val="fr-FR" w:eastAsia="zh-CN"/>
-        </w:rPr>
-        <w:t xml:space="preserve"> …  </w:t>
-      </w:r>
-      <w:proofErr w:type="gramStart"/>
-      <w:r>
-        <w:rPr>
-          <w:rFonts w:ascii="Times New Roman" w:eastAsia="Times New Roman" w:hAnsi="Times New Roman" w:cs="Times New Roman"/>
-          <w:sz w:val="26"/>
-          <w:szCs w:val="26"/>
-          <w:lang w:val="fr-FR" w:eastAsia="zh-CN"/>
-        </w:rPr>
-        <w:t>do</w:t>
-      </w:r>
-      <w:proofErr w:type="gramEnd"/>
-      <w:r>
-        <w:rPr>
-          <w:rFonts w:ascii="Times New Roman" w:eastAsia="Times New Roman" w:hAnsi="Times New Roman" w:cs="Times New Roman"/>
-          <w:sz w:val="26"/>
-          <w:szCs w:val="26"/>
-          <w:lang w:val="fr-FR" w:eastAsia="zh-CN"/>
-        </w:rPr>
-        <w:t xml:space="preserve"> Uỷ ban Chứng khoán Nhà nước cấp ngày: …./…./….. (</w:t>
-      </w:r>
-      <w:proofErr w:type="gramStart"/>
-      <w:r>
-        <w:rPr>
-          <w:rFonts w:ascii="Times New Roman" w:eastAsia="Times New Roman" w:hAnsi="Times New Roman" w:cs="Times New Roman"/>
-          <w:i/>
-          <w:sz w:val="26"/>
-          <w:szCs w:val="26"/>
-          <w:lang w:val="fr-FR" w:eastAsia="zh-CN"/>
-        </w:rPr>
-        <w:t>nếu</w:t>
-      </w:r>
-      <w:proofErr w:type="gramEnd"/>
-      <w:r>
-        <w:rPr>
-          <w:rFonts w:ascii="Times New Roman" w:eastAsia="Times New Roman" w:hAnsi="Times New Roman" w:cs="Times New Roman"/>
-          <w:i/>
-          <w:sz w:val="26"/>
-          <w:szCs w:val="26"/>
-          <w:lang w:val="fr-FR" w:eastAsia="zh-CN"/>
-        </w:rPr>
-        <w:t xml:space="preserve"> có</w:t>
+        <w:t>nếu có</w:t>
       </w:r>
       <w:r>
         <w:rPr>
@@ -4935,21 +4819,8 @@
           <w:szCs w:val="26"/>
           <w:lang w:val="fr-FR" w:eastAsia="zh-CN"/>
         </w:rPr>
-        <w:t xml:space="preserve">2. Tên công </w:t>
-      </w:r>
-      <w:proofErr w:type="gramStart"/>
-      <w:r>
-        <w:rPr>
-          <w:rFonts w:ascii="Times New Roman" w:eastAsia="Times New Roman" w:hAnsi="Times New Roman" w:cs="Times New Roman"/>
-          <w:b/>
-          <w:bCs/>
-          <w:sz w:val="26"/>
-          <w:szCs w:val="26"/>
-          <w:lang w:val="fr-FR" w:eastAsia="zh-CN"/>
-        </w:rPr>
-        <w:t>ty:</w:t>
-      </w:r>
-      <w:proofErr w:type="gramEnd"/>
+        <w:t>2. Tên công ty:</w:t>
+      </w:r>
     </w:p>
     <w:p>
       <w:pPr>
@@ -4986,7 +4857,6 @@
         </w:rPr>
         <w:t>ghi bằng chữ in hoa</w:t>
       </w:r>
-      <w:proofErr w:type="gramStart"/>
       <w:r>
         <w:rPr>
           <w:rFonts w:ascii="Times New Roman" w:eastAsia="Times New Roman" w:hAnsi="Times New Roman" w:cs="Times New Roman"/>
@@ -4996,7 +4866,6 @@
         </w:rPr>
         <w:t>):</w:t>
       </w:r>
-      <w:proofErr w:type="gramEnd"/>
       <w:r>
         <w:rPr>
           <w:rFonts w:ascii="Times New Roman" w:eastAsia="Times New Roman" w:hAnsi="Times New Roman" w:cs="Times New Roman"/>
@@ -5053,7 +4922,6 @@
         </w:rPr>
         <w:t>nếu có</w:t>
       </w:r>
-      <w:proofErr w:type="gramStart"/>
       <w:r>
         <w:rPr>
           <w:rFonts w:ascii="Times New Roman" w:eastAsia="Times New Roman" w:hAnsi="Times New Roman" w:cs="Times New Roman"/>
@@ -5061,17 +4929,7 @@
           <w:szCs w:val="26"/>
           <w:lang w:val="fr-FR" w:eastAsia="zh-CN"/>
         </w:rPr>
-        <w:t>):</w:t>
-      </w:r>
-      <w:proofErr w:type="gramEnd"/>
-      <w:r>
-        <w:rPr>
-          <w:rFonts w:ascii="Times New Roman" w:eastAsia="Times New Roman" w:hAnsi="Times New Roman" w:cs="Times New Roman"/>
-          <w:sz w:val="26"/>
-          <w:szCs w:val="26"/>
-          <w:lang w:val="fr-FR" w:eastAsia="zh-CN"/>
-        </w:rPr>
-        <w:t xml:space="preserve"> </w:t>
+        <w:t xml:space="preserve">): </w:t>
       </w:r>
     </w:p>
     <w:p>
@@ -5112,7 +4970,6 @@
         </w:rPr>
         <w:t>nếu có</w:t>
       </w:r>
-      <w:proofErr w:type="gramStart"/>
       <w:r>
         <w:rPr>
           <w:rFonts w:ascii="Times New Roman" w:eastAsia="Times New Roman" w:hAnsi="Times New Roman" w:cs="Times New Roman"/>
@@ -5120,17 +4977,7 @@
           <w:szCs w:val="26"/>
           <w:lang w:val="fr-FR" w:eastAsia="zh-CN"/>
         </w:rPr>
-        <w:t>):</w:t>
-      </w:r>
-      <w:proofErr w:type="gramEnd"/>
-      <w:r>
-        <w:rPr>
-          <w:rFonts w:ascii="Times New Roman" w:eastAsia="Times New Roman" w:hAnsi="Times New Roman" w:cs="Times New Roman"/>
-          <w:sz w:val="26"/>
-          <w:szCs w:val="26"/>
-          <w:lang w:val="fr-FR" w:eastAsia="zh-CN"/>
-        </w:rPr>
-        <w:t xml:space="preserve"> </w:t>
+        <w:t xml:space="preserve">): </w:t>
       </w:r>
     </w:p>
     <w:p>
@@ -5158,21 +5005,8 @@
           <w:szCs w:val="26"/>
           <w:lang w:val="fr-FR" w:eastAsia="zh-CN"/>
         </w:rPr>
-        <w:t xml:space="preserve">3. Địa chỉ trụ sở </w:t>
-      </w:r>
-      <w:proofErr w:type="gramStart"/>
-      <w:r>
-        <w:rPr>
-          <w:rFonts w:ascii="Times New Roman" w:eastAsia="Times New Roman" w:hAnsi="Times New Roman" w:cs="Times New Roman"/>
-          <w:b/>
-          <w:bCs/>
-          <w:sz w:val="26"/>
-          <w:szCs w:val="26"/>
-          <w:lang w:val="fr-FR" w:eastAsia="zh-CN"/>
-        </w:rPr>
-        <w:t>chính:</w:t>
-      </w:r>
-      <w:proofErr w:type="gramEnd"/>
+        <w:t>3. Địa chỉ trụ sở chính:</w:t>
+      </w:r>
     </w:p>
     <w:p>
       <w:pPr>
@@ -5193,37 +5027,16 @@
           <w:szCs w:val="26"/>
           <w:lang w:val="fr-FR"/>
         </w:rPr>
-        <w:t>Số nhà/phòng, ngách/hẻm, ngõ/kiệt, đường/phố/đại lộ, tổ/xóm/ấp/</w:t>
-      </w:r>
-      <w:proofErr w:type="gramStart"/>
+        <w:t>Số nhà/phòng, ngách/hẻm, ngõ/kiệt, đường/phố/đại lộ, tổ/xóm/ấp/thôn</w:t>
+      </w:r>
       <w:r>
         <w:rPr>
           <w:rFonts w:ascii="Times New Roman" w:eastAsia="Calibri" w:hAnsi="Times New Roman" w:cs="Times New Roman"/>
-          <w:spacing w:val="-8"/>
           <w:sz w:val="26"/>
           <w:szCs w:val="26"/>
           <w:lang w:val="fr-FR"/>
         </w:rPr>
-        <w:t>thôn</w:t>
-      </w:r>
-      <w:r>
-        <w:rPr>
-          <w:rFonts w:ascii="Times New Roman" w:eastAsia="Calibri" w:hAnsi="Times New Roman" w:cs="Times New Roman"/>
-          <w:sz w:val="26"/>
-          <w:szCs w:val="26"/>
-          <w:lang w:val="fr-FR"/>
-        </w:rPr>
-        <w:t>:</w:t>
-      </w:r>
-      <w:proofErr w:type="gramEnd"/>
-      <w:r>
-        <w:rPr>
-          <w:rFonts w:ascii="Times New Roman" w:eastAsia="Calibri" w:hAnsi="Times New Roman" w:cs="Times New Roman"/>
-          <w:sz w:val="26"/>
-          <w:szCs w:val="26"/>
-          <w:lang w:val="fr-FR"/>
-        </w:rPr>
-        <w:t xml:space="preserve"> </w:t>
+        <w:t xml:space="preserve">: </w:t>
       </w:r>
       <w:r>
         <w:rPr>
@@ -5233,7 +5046,7 @@
           <w:szCs w:val="26"/>
           <w:lang w:val="fr-FR" w:eastAsia="zh-CN"/>
         </w:rPr>
-        <w:t>Thôn Đông Thanh</w:t>
+        <w:t>Tổ 5, Thôn An Bình</w:t>
       </w:r>
     </w:p>
     <w:p>
@@ -5257,27 +5070,7 @@
           <w:lang w:val="fr-FR"/>
         </w:rPr>
         <w:lastRenderedPageBreak/>
-        <w:t xml:space="preserve">Xã/Phường/Đặc </w:t>
-      </w:r>
-      <w:proofErr w:type="gramStart"/>
-      <w:r>
-        <w:rPr>
-          <w:rFonts w:ascii="Times New Roman" w:eastAsia="Calibri" w:hAnsi="Times New Roman" w:cs="Times New Roman"/>
-          <w:sz w:val="26"/>
-          <w:szCs w:val="26"/>
-          <w:lang w:val="fr-FR"/>
-        </w:rPr>
-        <w:t>khu:</w:t>
-      </w:r>
-      <w:proofErr w:type="gramEnd"/>
-      <w:r>
-        <w:rPr>
-          <w:rFonts w:ascii="Times New Roman" w:eastAsia="Calibri" w:hAnsi="Times New Roman" w:cs="Times New Roman"/>
-          <w:sz w:val="26"/>
-          <w:szCs w:val="26"/>
-          <w:lang w:val="fr-FR"/>
-        </w:rPr>
-        <w:t xml:space="preserve"> </w:t>
+        <w:t xml:space="preserve">Xã/Phường/Đặc khu: </w:t>
       </w:r>
       <w:r>
         <w:rPr>
@@ -5287,8 +5080,10 @@
           <w:szCs w:val="26"/>
           <w:lang w:val="fr-FR" w:eastAsia="zh-CN"/>
         </w:rPr>
-        <w:t>Xã Hàm Tân</w:t>
-      </w:r>
+        <w:t>Xã Tân Lập</w:t>
+      </w:r>
+      <w:bookmarkStart w:id="0" w:name="_GoBack"/>
+      <w:bookmarkEnd w:id="0"/>
     </w:p>
     <w:p>
       <w:pPr>
@@ -5309,27 +5104,7 @@
           <w:szCs w:val="26"/>
           <w:lang w:val="fr-FR"/>
         </w:rPr>
-        <w:t xml:space="preserve">Tỉnh/Thành phố trực thuộc trung </w:t>
-      </w:r>
-      <w:proofErr w:type="gramStart"/>
-      <w:r>
-        <w:rPr>
-          <w:rFonts w:ascii="Times New Roman" w:eastAsia="Calibri" w:hAnsi="Times New Roman" w:cs="Times New Roman"/>
-          <w:sz w:val="26"/>
-          <w:szCs w:val="26"/>
-          <w:lang w:val="fr-FR"/>
-        </w:rPr>
-        <w:t>ương:</w:t>
-      </w:r>
-      <w:proofErr w:type="gramEnd"/>
-      <w:r>
-        <w:rPr>
-          <w:rFonts w:ascii="Times New Roman" w:eastAsia="Calibri" w:hAnsi="Times New Roman" w:cs="Times New Roman"/>
-          <w:sz w:val="26"/>
-          <w:szCs w:val="26"/>
-          <w:lang w:val="fr-FR"/>
-        </w:rPr>
-        <w:t xml:space="preserve"> </w:t>
+        <w:t xml:space="preserve">Tỉnh/Thành phố trực thuộc trung ương: </w:t>
       </w:r>
       <w:r>
         <w:rPr>
@@ -5369,19 +5144,8 @@
           <w:szCs w:val="26"/>
           <w:lang w:val="fr-FR" w:eastAsia="zh-CN"/>
         </w:rPr>
-        <w:t xml:space="preserve">Điện </w:t>
-      </w:r>
-      <w:proofErr w:type="gramStart"/>
-      <w:r>
-        <w:rPr>
-          <w:rFonts w:ascii="Times New Roman" w:eastAsia="Times New Roman" w:hAnsi="Times New Roman" w:cs="Times New Roman"/>
-          <w:sz w:val="26"/>
-          <w:szCs w:val="26"/>
-          <w:lang w:val="fr-FR" w:eastAsia="zh-CN"/>
-        </w:rPr>
-        <w:t>thoại:</w:t>
-      </w:r>
-      <w:proofErr w:type="gramEnd"/>
+        <w:t>Điện thoại:</w:t>
+      </w:r>
       <w:r>
         <w:rPr>
           <w:rFonts w:ascii="Times New Roman" w:eastAsia="Times New Roman" w:hAnsi="Times New Roman" w:cs="Times New Roman"/>
@@ -5477,7 +5241,6 @@
         </w:rPr>
         <w:t>nếu có</w:t>
       </w:r>
-      <w:proofErr w:type="gramStart"/>
       <w:r>
         <w:rPr>
           <w:rFonts w:ascii="Times New Roman" w:eastAsia="Times New Roman" w:hAnsi="Times New Roman" w:cs="Times New Roman"/>
@@ -5485,17 +5248,7 @@
           <w:szCs w:val="26"/>
           <w:lang w:val="fr-FR" w:eastAsia="zh-CN"/>
         </w:rPr>
-        <w:t>):</w:t>
-      </w:r>
-      <w:proofErr w:type="gramEnd"/>
-      <w:r>
-        <w:rPr>
-          <w:rFonts w:ascii="Times New Roman" w:eastAsia="Times New Roman" w:hAnsi="Times New Roman" w:cs="Times New Roman"/>
-          <w:sz w:val="26"/>
-          <w:szCs w:val="26"/>
-          <w:lang w:val="fr-FR" w:eastAsia="zh-CN"/>
-        </w:rPr>
-        <w:t xml:space="preserve"> Website (</w:t>
+        <w:t>): Website (</w:t>
       </w:r>
       <w:r>
         <w:rPr>
@@ -5560,7 +5313,6 @@
         </w:rPr>
         <w:t>Doanh nghiệp phải đánh dấu X vào ô vuông tương ứng với khu công nghệ cao nếu nộp hồ sơ tới Ban quản lý khu công nghệ cao</w:t>
       </w:r>
-      <w:proofErr w:type="gramStart"/>
       <w:r>
         <w:rPr>
           <w:rFonts w:ascii="Times New Roman" w:eastAsia="Times New Roman" w:hAnsi="Times New Roman" w:cs="Times New Roman"/>
@@ -5571,7 +5323,6 @@
         </w:rPr>
         <w:t>):</w:t>
       </w:r>
-      <w:proofErr w:type="gramEnd"/>
     </w:p>
     <w:tbl>
       <w:tblPr>
@@ -6247,27 +5998,7 @@
           <w:lang w:val="fr-FR"/>
         </w:rPr>
         <w:tab/>
-        <w:t xml:space="preserve">- Doanh nghiệp có Giấy chứng nhận quyền sử dụng đất tại đảo và xã, phường biên </w:t>
-      </w:r>
-      <w:proofErr w:type="gramStart"/>
-      <w:r>
-        <w:rPr>
-          <w:rFonts w:ascii="Times New Roman" w:eastAsia="Calibri" w:hAnsi="Times New Roman" w:cs="Times New Roman"/>
-          <w:sz w:val="26"/>
-          <w:szCs w:val="26"/>
-          <w:lang w:val="fr-FR"/>
-        </w:rPr>
-        <w:t>giới;</w:t>
-      </w:r>
-      <w:proofErr w:type="gramEnd"/>
-      <w:r>
-        <w:rPr>
-          <w:rFonts w:ascii="Times New Roman" w:eastAsia="Calibri" w:hAnsi="Times New Roman" w:cs="Times New Roman"/>
-          <w:sz w:val="26"/>
-          <w:szCs w:val="26"/>
-          <w:lang w:val="fr-FR"/>
-        </w:rPr>
-        <w:t xml:space="preserve"> xã, phường ven biển; khu vực khác có ảnh hưởng đến quốc phòng, an ninh</w:t>
+        <w:t>- Doanh nghiệp có Giấy chứng nhận quyền sử dụng đất tại đảo và xã, phường biên giới; xã, phường ven biển; khu vực khác có ảnh hưởng đến quốc phòng, an ninh</w:t>
       </w:r>
       <w:r>
         <w:rPr>
@@ -6451,7 +6182,6 @@
         </w:rPr>
         <w:t>ghi tên và mã theo ngành cấp 4 trong Hệ thống ngành kinh tế của Việt Nam</w:t>
       </w:r>
-      <w:proofErr w:type="gramStart"/>
       <w:r>
         <w:rPr>
           <w:rFonts w:ascii="Times New Roman" w:eastAsia="Times New Roman" w:hAnsi="Times New Roman" w:cs="Times New Roman"/>
@@ -6459,17 +6189,7 @@
           <w:szCs w:val="26"/>
           <w:lang w:val="fr-FR" w:eastAsia="zh-CN"/>
         </w:rPr>
-        <w:t>):</w:t>
-      </w:r>
-      <w:proofErr w:type="gramEnd"/>
-      <w:r>
-        <w:rPr>
-          <w:rFonts w:ascii="Times New Roman" w:eastAsia="Times New Roman" w:hAnsi="Times New Roman" w:cs="Times New Roman"/>
-          <w:sz w:val="26"/>
-          <w:szCs w:val="26"/>
-          <w:lang w:val="fr-FR" w:eastAsia="zh-CN"/>
-        </w:rPr>
-        <w:t xml:space="preserve"> </w:t>
+        <w:t xml:space="preserve">): </w:t>
       </w:r>
     </w:p>
     <w:p>
@@ -7541,8 +7261,6 @@
               </w:rPr>
               <w:t>un sơn, sơn phủ bề mặt kim loại.</w:t>
             </w:r>
-            <w:bookmarkStart w:id="0" w:name="_GoBack"/>
-            <w:bookmarkEnd w:id="0"/>
           </w:p>
         </w:tc>
         <w:tc>
@@ -8318,53 +8036,25 @@
                 <w:sz w:val="26"/>
                 <w:szCs w:val="26"/>
               </w:rPr>
-              <w:t>): ………………</w:t>
-            </w:r>
-            <w:proofErr w:type="gramStart"/>
-            <w:r>
+              <w:t>): …………………..</w:t>
+            </w:r>
+          </w:p>
+          <w:p>
+            <w:pPr>
+              <w:spacing w:after="80"/>
               <w:rPr>
                 <w:rFonts w:ascii="Times New Roman" w:eastAsia="Calibri" w:hAnsi="Times New Roman" w:cs="Times New Roman"/>
                 <w:sz w:val="26"/>
                 <w:szCs w:val="26"/>
               </w:rPr>
-              <w:t>…..</w:t>
-            </w:r>
-            <w:proofErr w:type="gramEnd"/>
-          </w:p>
-          <w:p>
-            <w:pPr>
-              <w:spacing w:after="80"/>
+            </w:pPr>
+            <w:r>
               <w:rPr>
                 <w:rFonts w:ascii="Times New Roman" w:eastAsia="Calibri" w:hAnsi="Times New Roman" w:cs="Times New Roman"/>
                 <w:sz w:val="26"/>
                 <w:szCs w:val="26"/>
               </w:rPr>
-            </w:pPr>
-            <w:r>
-              <w:rPr>
-                <w:rFonts w:ascii="Times New Roman" w:eastAsia="Calibri" w:hAnsi="Times New Roman" w:cs="Times New Roman"/>
-                <w:sz w:val="26"/>
-                <w:szCs w:val="26"/>
-              </w:rPr>
-              <w:t xml:space="preserve">Ngày cấp: </w:t>
-            </w:r>
-            <w:proofErr w:type="gramStart"/>
-            <w:r>
-              <w:rPr>
-                <w:rFonts w:ascii="Times New Roman" w:eastAsia="Calibri" w:hAnsi="Times New Roman" w:cs="Times New Roman"/>
-                <w:sz w:val="26"/>
-                <w:szCs w:val="26"/>
-              </w:rPr>
-              <w:t>…./</w:t>
-            </w:r>
-            <w:proofErr w:type="gramEnd"/>
-            <w:r>
-              <w:rPr>
-                <w:rFonts w:ascii="Times New Roman" w:eastAsia="Calibri" w:hAnsi="Times New Roman" w:cs="Times New Roman"/>
-                <w:sz w:val="26"/>
-                <w:szCs w:val="26"/>
-              </w:rPr>
-              <w:t xml:space="preserve">…./…. Nơi cấp: …………………………………………...…. </w:t>
+              <w:t xml:space="preserve">Ngày cấp: …./…./…. Nơi cấp: …………………………………………...…. </w:t>
             </w:r>
             <w:r>
               <w:rPr>
@@ -8518,7 +8208,6 @@
         </w:rPr>
         <w:t>chỉ kê khai nếu chủ sở hữu là nhà đầu tư nước ngoài</w:t>
       </w:r>
-      <w:proofErr w:type="gramStart"/>
       <w:r>
         <w:rPr>
           <w:rFonts w:ascii="Times New Roman" w:eastAsia="Times New Roman" w:hAnsi="Times New Roman" w:cs="Times New Roman"/>
@@ -8528,7 +8217,6 @@
         </w:rPr>
         <w:t>):</w:t>
       </w:r>
-      <w:proofErr w:type="gramEnd"/>
     </w:p>
     <w:p>
       <w:pPr>
@@ -8554,27 +8242,7 @@
           <w:szCs w:val="26"/>
           <w:lang w:val="fr-FR" w:eastAsia="zh-CN"/>
         </w:rPr>
-        <w:t xml:space="preserve">Mã số dự </w:t>
-      </w:r>
-      <w:proofErr w:type="gramStart"/>
-      <w:r>
-        <w:rPr>
-          <w:rFonts w:ascii="Times New Roman" w:eastAsia="Times New Roman" w:hAnsi="Times New Roman" w:cs="Times New Roman"/>
-          <w:sz w:val="26"/>
-          <w:szCs w:val="26"/>
-          <w:lang w:val="fr-FR" w:eastAsia="zh-CN"/>
-        </w:rPr>
-        <w:t>án:</w:t>
-      </w:r>
-      <w:proofErr w:type="gramEnd"/>
-      <w:r>
-        <w:rPr>
-          <w:rFonts w:ascii="Times New Roman" w:eastAsia="Times New Roman" w:hAnsi="Times New Roman" w:cs="Times New Roman"/>
-          <w:sz w:val="26"/>
-          <w:szCs w:val="26"/>
-          <w:lang w:val="fr-FR" w:eastAsia="zh-CN"/>
-        </w:rPr>
-        <w:t xml:space="preserve"> </w:t>
+        <w:t xml:space="preserve">Mã số dự án: </w:t>
       </w:r>
       <w:r>
         <w:rPr>
@@ -8612,27 +8280,7 @@
           <w:szCs w:val="26"/>
           <w:lang w:val="fr-FR" w:eastAsia="zh-CN"/>
         </w:rPr>
-        <w:t xml:space="preserve">Ngày </w:t>
-      </w:r>
-      <w:proofErr w:type="gramStart"/>
-      <w:r>
-        <w:rPr>
-          <w:rFonts w:ascii="Times New Roman" w:eastAsia="Times New Roman" w:hAnsi="Times New Roman" w:cs="Times New Roman"/>
-          <w:sz w:val="26"/>
-          <w:szCs w:val="26"/>
-          <w:lang w:val="fr-FR" w:eastAsia="zh-CN"/>
-        </w:rPr>
-        <w:t>cấp:</w:t>
-      </w:r>
-      <w:proofErr w:type="gramEnd"/>
-      <w:r>
-        <w:rPr>
-          <w:rFonts w:ascii="Times New Roman" w:eastAsia="Times New Roman" w:hAnsi="Times New Roman" w:cs="Times New Roman"/>
-          <w:sz w:val="26"/>
-          <w:szCs w:val="26"/>
-          <w:lang w:val="fr-FR" w:eastAsia="zh-CN"/>
-        </w:rPr>
-        <w:t xml:space="preserve"> </w:t>
+        <w:t xml:space="preserve">Ngày cấp: </w:t>
       </w:r>
       <w:r>
         <w:rPr>
@@ -8703,21 +8351,7 @@
           <w:szCs w:val="26"/>
           <w:lang w:val="fr-FR" w:eastAsia="zh-CN"/>
         </w:rPr>
-        <w:t xml:space="preserve">b) Đối với chủ sở hữu là tổ </w:t>
-      </w:r>
-      <w:proofErr w:type="gramStart"/>
-      <w:r>
-        <w:rPr>
-          <w:rFonts w:ascii="Times New Roman" w:eastAsia="Times New Roman" w:hAnsi="Times New Roman" w:cs="Times New Roman"/>
-          <w:b/>
-          <w:bCs/>
-          <w:i/>
-          <w:iCs/>
-          <w:sz w:val="26"/>
-          <w:szCs w:val="26"/>
-          <w:lang w:val="fr-FR" w:eastAsia="zh-CN"/>
-        </w:rPr>
-        <w:t>chức</w:t>
+        <w:t>b) Đối với chủ sở hữu là tổ chức</w:t>
       </w:r>
       <w:r>
         <w:rPr>
@@ -8730,7 +8364,6 @@
         </w:rPr>
         <w:t>:</w:t>
       </w:r>
-      <w:proofErr w:type="gramEnd"/>
     </w:p>
     <w:p>
       <w:pPr>
@@ -8756,19 +8389,8 @@
           <w:lang w:val="fr-FR" w:eastAsia="zh-CN"/>
         </w:rPr>
         <w:lastRenderedPageBreak/>
-        <w:t xml:space="preserve">- Thông tin về chủ sở </w:t>
-      </w:r>
-      <w:proofErr w:type="gramStart"/>
-      <w:r>
-        <w:rPr>
-          <w:rFonts w:ascii="Times New Roman" w:eastAsia="Times New Roman" w:hAnsi="Times New Roman" w:cs="Times New Roman"/>
-          <w:sz w:val="26"/>
-          <w:szCs w:val="26"/>
-          <w:lang w:val="fr-FR" w:eastAsia="zh-CN"/>
-        </w:rPr>
-        <w:t>hữu:</w:t>
-      </w:r>
-      <w:proofErr w:type="gramEnd"/>
+        <w:t>- Thông tin về chủ sở hữu:</w:t>
+      </w:r>
     </w:p>
     <w:p>
       <w:pPr>
@@ -9173,7 +8795,6 @@
         </w:rPr>
         <w:t>nếu có</w:t>
       </w:r>
-      <w:proofErr w:type="gramStart"/>
       <w:r>
         <w:rPr>
           <w:rFonts w:ascii="Times New Roman" w:eastAsia="Times New Roman" w:hAnsi="Times New Roman" w:cs="Times New Roman"/>
@@ -9181,17 +8802,7 @@
           <w:szCs w:val="26"/>
           <w:lang w:val="fr-FR" w:eastAsia="zh-CN"/>
         </w:rPr>
-        <w:t>):</w:t>
-      </w:r>
-      <w:proofErr w:type="gramEnd"/>
-      <w:r>
-        <w:rPr>
-          <w:rFonts w:ascii="Times New Roman" w:eastAsia="Times New Roman" w:hAnsi="Times New Roman" w:cs="Times New Roman"/>
-          <w:sz w:val="26"/>
-          <w:szCs w:val="26"/>
-          <w:lang w:val="fr-FR" w:eastAsia="zh-CN"/>
-        </w:rPr>
-        <w:t xml:space="preserve"> ………………………..</w:t>
+        <w:t>): ………………………..</w:t>
       </w:r>
       <w:r>
         <w:rPr>
@@ -9213,7 +8824,6 @@
         </w:rPr>
         <w:t>nếu có</w:t>
       </w:r>
-      <w:proofErr w:type="gramStart"/>
       <w:r>
         <w:rPr>
           <w:rFonts w:ascii="Times New Roman" w:eastAsia="Times New Roman" w:hAnsi="Times New Roman" w:cs="Times New Roman"/>
@@ -9221,17 +8831,7 @@
           <w:szCs w:val="26"/>
           <w:lang w:val="fr-FR" w:eastAsia="zh-CN"/>
         </w:rPr>
-        <w:t>):</w:t>
-      </w:r>
-      <w:proofErr w:type="gramEnd"/>
-      <w:r>
-        <w:rPr>
-          <w:rFonts w:ascii="Times New Roman" w:eastAsia="Times New Roman" w:hAnsi="Times New Roman" w:cs="Times New Roman"/>
-          <w:sz w:val="26"/>
-          <w:szCs w:val="26"/>
-          <w:lang w:val="fr-FR" w:eastAsia="zh-CN"/>
-        </w:rPr>
-        <w:t xml:space="preserve"> …………</w:t>
+        <w:t>): …………</w:t>
       </w:r>
     </w:p>
     <w:p>
@@ -9286,20 +8886,8 @@
           <w:lang w:val="fr-FR" w:eastAsia="zh-CN"/>
         </w:rPr>
         <w:lastRenderedPageBreak/>
-        <w:t xml:space="preserve">- Thông tin về người đại diện theo pháp luật/người đại diện theo uỷ quyền của chủ sở </w:t>
-      </w:r>
-      <w:proofErr w:type="gramStart"/>
-      <w:r>
-        <w:rPr>
-          <w:rFonts w:ascii="Times New Roman" w:eastAsia="Times New Roman" w:hAnsi="Times New Roman" w:cs="Times New Roman"/>
-          <w:spacing w:val="-8"/>
-          <w:sz w:val="26"/>
-          <w:szCs w:val="26"/>
-          <w:lang w:val="fr-FR" w:eastAsia="zh-CN"/>
-        </w:rPr>
-        <w:t>hữu:</w:t>
-      </w:r>
-      <w:proofErr w:type="gramEnd"/>
+        <w:t>- Thông tin về người đại diện theo pháp luật/người đại diện theo uỷ quyền của chủ sở hữu:</w:t>
+      </w:r>
     </w:p>
     <w:tbl>
       <w:tblPr>
@@ -10608,7 +10196,6 @@
         </w:rPr>
         <w:t>chỉ kê khai nếu chủ sở hữu là nhà đầu tư nước ngoài</w:t>
       </w:r>
-      <w:proofErr w:type="gramStart"/>
       <w:r>
         <w:rPr>
           <w:rFonts w:ascii="Times New Roman" w:eastAsia="Times New Roman" w:hAnsi="Times New Roman" w:cs="Times New Roman"/>
@@ -10628,7 +10215,6 @@
         </w:rPr>
         <w:t>:</w:t>
       </w:r>
-      <w:proofErr w:type="gramEnd"/>
     </w:p>
     <w:p>
       <w:pPr>
@@ -10654,27 +10240,7 @@
           <w:szCs w:val="26"/>
           <w:lang w:val="fr-FR" w:eastAsia="zh-CN"/>
         </w:rPr>
-        <w:t xml:space="preserve">Mã số dự </w:t>
-      </w:r>
-      <w:proofErr w:type="gramStart"/>
-      <w:r>
-        <w:rPr>
-          <w:rFonts w:ascii="Times New Roman" w:eastAsia="Times New Roman" w:hAnsi="Times New Roman" w:cs="Times New Roman"/>
-          <w:sz w:val="26"/>
-          <w:szCs w:val="26"/>
-          <w:lang w:val="fr-FR" w:eastAsia="zh-CN"/>
-        </w:rPr>
-        <w:t>án:…</w:t>
-      </w:r>
-      <w:proofErr w:type="gramEnd"/>
-      <w:r>
-        <w:rPr>
-          <w:rFonts w:ascii="Times New Roman" w:eastAsia="Times New Roman" w:hAnsi="Times New Roman" w:cs="Times New Roman"/>
-          <w:sz w:val="26"/>
-          <w:szCs w:val="26"/>
-          <w:lang w:val="fr-FR" w:eastAsia="zh-CN"/>
-        </w:rPr>
-        <w:t>……………………………………………………………</w:t>
+        <w:t>Mã số dự án:………………………………………………………………</w:t>
       </w:r>
     </w:p>
     <w:p>
@@ -10703,27 +10269,7 @@
           <w:szCs w:val="26"/>
           <w:lang w:val="fr-FR" w:eastAsia="zh-CN"/>
         </w:rPr>
-        <w:t xml:space="preserve">Ngày </w:t>
-      </w:r>
-      <w:proofErr w:type="gramStart"/>
-      <w:r>
-        <w:rPr>
-          <w:rFonts w:ascii="Times New Roman" w:eastAsia="Times New Roman" w:hAnsi="Times New Roman" w:cs="Times New Roman"/>
-          <w:sz w:val="26"/>
-          <w:szCs w:val="26"/>
-          <w:lang w:val="fr-FR" w:eastAsia="zh-CN"/>
-        </w:rPr>
-        <w:t>cấp:</w:t>
-      </w:r>
-      <w:proofErr w:type="gramEnd"/>
-      <w:r>
-        <w:rPr>
-          <w:rFonts w:ascii="Times New Roman" w:eastAsia="Times New Roman" w:hAnsi="Times New Roman" w:cs="Times New Roman"/>
-          <w:sz w:val="26"/>
-          <w:szCs w:val="26"/>
-          <w:lang w:val="fr-FR" w:eastAsia="zh-CN"/>
-        </w:rPr>
-        <w:t xml:space="preserve"> </w:t>
+        <w:t xml:space="preserve">Ngày cấp: </w:t>
       </w:r>
       <w:r>
         <w:rPr>
@@ -10811,20 +10357,8 @@
           <w:szCs w:val="26"/>
           <w:lang w:val="fr-FR" w:eastAsia="zh-CN"/>
         </w:rPr>
-        <w:t xml:space="preserve">Mô hình tổ chức công </w:t>
-      </w:r>
-      <w:proofErr w:type="gramStart"/>
-      <w:r>
-        <w:rPr>
-          <w:rFonts w:ascii="Times New Roman" w:eastAsia="Times New Roman" w:hAnsi="Times New Roman" w:cs="Times New Roman"/>
-          <w:spacing w:val="-2"/>
-          <w:sz w:val="26"/>
-          <w:szCs w:val="26"/>
-          <w:lang w:val="fr-FR" w:eastAsia="zh-CN"/>
-        </w:rPr>
-        <w:t>ty:</w:t>
-      </w:r>
-      <w:proofErr w:type="gramEnd"/>
+        <w:t>Mô hình tổ chức công ty:</w:t>
+      </w:r>
     </w:p>
     <w:tbl>
       <w:tblPr>
@@ -10959,7 +10493,7 @@
                     </wp:anchor>
                   </w:drawing>
                 </mc:Choice>
-                <mc:Fallback xmlns:cx1="http://schemas.microsoft.com/office/drawing/2015/9/8/chartex">
+                <mc:Fallback>
                   <w:pict>
                     <v:rect w14:anchorId="0B75D8C4" id="Rectangle 120" o:spid="_x0000_s1026" style="position:absolute;margin-left:-2.05pt;margin-top:7.4pt;width:22.55pt;height:18.8pt;z-index:251664384;visibility:visible;mso-wrap-style:none;mso-width-percent:0;mso-height-percent:0;mso-wrap-distance-left:9pt;mso-wrap-distance-top:0;mso-wrap-distance-right:9pt;mso-wrap-distance-bottom:0;mso-position-horizontal:absolute;mso-position-horizontal-relative:text;mso-position-vertical:absolute;mso-position-vertical-relative:text;mso-width-percent:0;mso-height-percent:0;mso-width-relative:page;mso-height-relative:page;v-text-anchor:middle" o:gfxdata="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" strokeweight=".26mm">
                       <v:stroke endcap="square"/>
@@ -11090,7 +10624,7 @@
                     </wp:anchor>
                   </w:drawing>
                 </mc:Choice>
-                <mc:Fallback xmlns:cx1="http://schemas.microsoft.com/office/drawing/2015/9/8/chartex">
+                <mc:Fallback>
                   <w:pict>
                     <v:rect w14:anchorId="3A0496DE" id="Rectangle 119" o:spid="_x0000_s1026" style="position:absolute;margin-left:-2pt;margin-top:5.1pt;width:22.5pt;height:18.15pt;z-index:251665408;visibility:visible;mso-wrap-style:none;mso-width-percent:0;mso-height-percent:0;mso-wrap-distance-left:9pt;mso-wrap-distance-top:0;mso-wrap-distance-right:9pt;mso-wrap-distance-bottom:0;mso-position-horizontal:absolute;mso-position-horizontal-relative:text;mso-position-vertical:absolute;mso-position-vertical-relative:text;mso-width-percent:0;mso-height-percent:0;mso-width-relative:page;mso-height-relative:page;v-text-anchor:middle" o:gfxdata="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" strokeweight=".26mm">
                       <v:stroke endcap="square"/>
@@ -11128,31 +10662,18 @@
           <w:szCs w:val="26"/>
           <w:lang w:val="fr-FR" w:eastAsia="zh-CN"/>
         </w:rPr>
-        <w:t xml:space="preserve">6. Vốn điều </w:t>
-      </w:r>
-      <w:proofErr w:type="gramStart"/>
+        <w:t>6. Vốn điều lệ</w:t>
+      </w:r>
       <w:r>
         <w:rPr>
           <w:rFonts w:ascii="Times New Roman" w:eastAsia="Times New Roman" w:hAnsi="Times New Roman" w:cs="Times New Roman"/>
           <w:b/>
-          <w:bCs/>
           <w:sz w:val="26"/>
           <w:szCs w:val="26"/>
           <w:lang w:val="fr-FR" w:eastAsia="zh-CN"/>
         </w:rPr>
-        <w:t>lệ</w:t>
-      </w:r>
-      <w:r>
-        <w:rPr>
-          <w:rFonts w:ascii="Times New Roman" w:eastAsia="Times New Roman" w:hAnsi="Times New Roman" w:cs="Times New Roman"/>
-          <w:b/>
-          <w:sz w:val="26"/>
-          <w:szCs w:val="26"/>
-          <w:lang w:val="fr-FR" w:eastAsia="zh-CN"/>
-        </w:rPr>
         <w:t>:</w:t>
       </w:r>
-      <w:proofErr w:type="gramEnd"/>
     </w:p>
     <w:p>
       <w:pPr>
@@ -11188,31 +10709,7 @@
           <w:szCs w:val="26"/>
           <w:lang w:val="fr-FR" w:eastAsia="zh-CN"/>
         </w:rPr>
-        <w:t xml:space="preserve">bằng </w:t>
-      </w:r>
-      <w:proofErr w:type="gramStart"/>
-      <w:r>
-        <w:rPr>
-          <w:rFonts w:ascii="Times New Roman" w:eastAsia="Times New Roman" w:hAnsi="Times New Roman" w:cs="Times New Roman"/>
-          <w:i/>
-          <w:iCs/>
-          <w:sz w:val="26"/>
-          <w:szCs w:val="26"/>
-          <w:lang w:val="fr-FR" w:eastAsia="zh-CN"/>
-        </w:rPr>
-        <w:t>số;</w:t>
-      </w:r>
-      <w:proofErr w:type="gramEnd"/>
-      <w:r>
-        <w:rPr>
-          <w:rFonts w:ascii="Times New Roman" w:eastAsia="Times New Roman" w:hAnsi="Times New Roman" w:cs="Times New Roman"/>
-          <w:i/>
-          <w:iCs/>
-          <w:sz w:val="26"/>
-          <w:szCs w:val="26"/>
-          <w:lang w:val="fr-FR" w:eastAsia="zh-CN"/>
-        </w:rPr>
-        <w:t xml:space="preserve"> VNĐ</w:t>
+        <w:t>bằng số; VNĐ</w:t>
       </w:r>
       <w:r>
         <w:rPr>
@@ -11277,31 +10774,7 @@
           <w:szCs w:val="26"/>
           <w:lang w:val="fr-FR" w:eastAsia="zh-CN"/>
         </w:rPr>
-        <w:t xml:space="preserve">bằng </w:t>
-      </w:r>
-      <w:proofErr w:type="gramStart"/>
-      <w:r>
-        <w:rPr>
-          <w:rFonts w:ascii="Times New Roman" w:eastAsia="Times New Roman" w:hAnsi="Times New Roman" w:cs="Times New Roman"/>
-          <w:i/>
-          <w:iCs/>
-          <w:sz w:val="26"/>
-          <w:szCs w:val="26"/>
-          <w:lang w:val="fr-FR" w:eastAsia="zh-CN"/>
-        </w:rPr>
-        <w:t>chữ;</w:t>
-      </w:r>
-      <w:proofErr w:type="gramEnd"/>
-      <w:r>
-        <w:rPr>
-          <w:rFonts w:ascii="Times New Roman" w:eastAsia="Times New Roman" w:hAnsi="Times New Roman" w:cs="Times New Roman"/>
-          <w:i/>
-          <w:iCs/>
-          <w:sz w:val="26"/>
-          <w:szCs w:val="26"/>
-          <w:lang w:val="fr-FR" w:eastAsia="zh-CN"/>
-        </w:rPr>
-        <w:t xml:space="preserve"> VNĐ</w:t>
+        <w:t>bằng chữ; VNĐ</w:t>
       </w:r>
       <w:r>
         <w:rPr>
@@ -11378,7 +10851,6 @@
         </w:rPr>
         <w:t>nếu có, bằng số, loại ngoại tệ</w:t>
       </w:r>
-      <w:proofErr w:type="gramStart"/>
       <w:r>
         <w:rPr>
           <w:rFonts w:ascii="Times New Roman" w:eastAsia="Times New Roman" w:hAnsi="Times New Roman" w:cs="Times New Roman"/>
@@ -11389,7 +10861,6 @@
         </w:rPr>
         <w:t>):</w:t>
       </w:r>
-      <w:proofErr w:type="gramEnd"/>
       <w:r>
         <w:rPr>
           <w:rFonts w:ascii="Times New Roman" w:eastAsia="Times New Roman" w:hAnsi="Times New Roman" w:cs="Times New Roman"/>
@@ -11445,20 +10916,8 @@
           <w:szCs w:val="26"/>
           <w:lang w:val="fr-FR" w:eastAsia="zh-CN"/>
         </w:rPr>
-        <w:t xml:space="preserve">trên Giấy chứng nhận đăng ký doanh nghiệp hay </w:t>
-      </w:r>
-      <w:proofErr w:type="gramStart"/>
-      <w:r>
-        <w:rPr>
-          <w:rFonts w:ascii="Times New Roman" w:eastAsia="Times New Roman" w:hAnsi="Times New Roman" w:cs="Times New Roman"/>
-          <w:spacing w:val="-8"/>
-          <w:sz w:val="26"/>
-          <w:szCs w:val="26"/>
-          <w:lang w:val="fr-FR" w:eastAsia="zh-CN"/>
-        </w:rPr>
-        <w:t>không?</w:t>
-      </w:r>
-      <w:proofErr w:type="gramEnd"/>
+        <w:t>trên Giấy chứng nhận đăng ký doanh nghiệp hay không?</w:t>
+      </w:r>
     </w:p>
     <w:p>
       <w:pPr>
@@ -11640,7 +11099,7 @@
               </wp:anchor>
             </w:drawing>
           </mc:Choice>
-          <mc:Fallback xmlns:cx1="http://schemas.microsoft.com/office/drawing/2015/9/8/chartex">
+          <mc:Fallback>
             <w:pict>
               <v:rect w14:anchorId="2C66CF00" id="Rectangle 117" o:spid="_x0000_s1026" style="position:absolute;margin-left:49.65pt;margin-top:5.45pt;width:19.5pt;height:16.5pt;z-index:251686912;visibility:visible;mso-wrap-style:square;mso-width-percent:0;mso-height-percent:0;mso-wrap-distance-left:9pt;mso-wrap-distance-top:0;mso-wrap-distance-right:9pt;mso-wrap-distance-bottom:0;mso-position-horizontal:absolute;mso-position-horizontal-relative:text;mso-position-vertical:absolute;mso-position-vertical-relative:text;mso-width-percent:0;mso-height-percent:0;mso-width-relative:page;mso-height-relative:page;v-text-anchor:top" o:gfxdata="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"/>
             </w:pict>
@@ -11720,21 +11179,8 @@
           <w:lang w:val="fr-FR" w:eastAsia="zh-CN"/>
         </w:rPr>
         <w:lastRenderedPageBreak/>
-        <w:t xml:space="preserve">7. Nguồn vốn điều </w:t>
-      </w:r>
-      <w:proofErr w:type="gramStart"/>
-      <w:r>
-        <w:rPr>
-          <w:rFonts w:ascii="Times New Roman" w:eastAsia="Times New Roman" w:hAnsi="Times New Roman" w:cs="Times New Roman"/>
-          <w:b/>
-          <w:bCs/>
-          <w:sz w:val="26"/>
-          <w:szCs w:val="26"/>
-          <w:lang w:val="fr-FR" w:eastAsia="zh-CN"/>
-        </w:rPr>
-        <w:t>lệ:</w:t>
-      </w:r>
-      <w:proofErr w:type="gramEnd"/>
+        <w:t>7. Nguồn vốn điều lệ:</w:t>
+      </w:r>
     </w:p>
     <w:p>
       <w:pPr>
@@ -14469,30 +13915,17 @@
           <w:szCs w:val="26"/>
           <w:lang w:val="fr-FR" w:eastAsia="zh-CN"/>
         </w:rPr>
-        <w:t xml:space="preserve">10. Thông tin đăng ký </w:t>
-      </w:r>
-      <w:proofErr w:type="gramStart"/>
-      <w:r>
-        <w:rPr>
-          <w:rFonts w:ascii="Times New Roman" w:eastAsia="Times New Roman" w:hAnsi="Times New Roman" w:cs="Times New Roman"/>
-          <w:b/>
-          <w:bCs/>
+        <w:t>10. Thông tin đăng ký thuế</w:t>
+      </w:r>
+      <w:r>
+        <w:rPr>
+          <w:rFonts w:ascii="Times New Roman" w:eastAsia="Times New Roman" w:hAnsi="Times New Roman" w:cs="Times New Roman"/>
           <w:sz w:val="26"/>
           <w:szCs w:val="26"/>
           <w:lang w:val="fr-FR" w:eastAsia="zh-CN"/>
         </w:rPr>
-        <w:t>thuế</w:t>
-      </w:r>
-      <w:r>
-        <w:rPr>
-          <w:rFonts w:ascii="Times New Roman" w:eastAsia="Times New Roman" w:hAnsi="Times New Roman" w:cs="Times New Roman"/>
-          <w:sz w:val="26"/>
-          <w:szCs w:val="26"/>
-          <w:lang w:val="fr-FR" w:eastAsia="zh-CN"/>
-        </w:rPr>
         <w:t>:</w:t>
       </w:r>
-      <w:proofErr w:type="gramEnd"/>
     </w:p>
     <w:p>
       <w:pPr>
@@ -15021,19 +14454,8 @@
                 <w:szCs w:val="26"/>
                 <w:lang w:eastAsia="zh-CN"/>
               </w:rPr>
-              <w:t xml:space="preserve">Họ, chữ đệm và tên Kế toán trưởng/Phụ trách kế </w:t>
-            </w:r>
-            <w:proofErr w:type="gramStart"/>
-            <w:r>
-              <w:rPr>
-                <w:rFonts w:ascii="Times New Roman" w:eastAsia="Times New Roman" w:hAnsi="Times New Roman" w:cs="Times New Roman"/>
-                <w:sz w:val="26"/>
-                <w:szCs w:val="26"/>
-                <w:lang w:eastAsia="zh-CN"/>
-              </w:rPr>
-              <w:t>toán:.............................</w:t>
-            </w:r>
-            <w:proofErr w:type="gramEnd"/>
+              <w:t>Họ, chữ đệm và tên Kế toán trưởng/Phụ trách kế toán:.............................</w:t>
+            </w:r>
           </w:p>
           <w:p>
             <w:pPr>
@@ -15362,27 +14784,7 @@
                 <w:szCs w:val="26"/>
                 <w:lang w:eastAsia="zh-CN"/>
               </w:rPr>
-              <w:t>): …………</w:t>
-            </w:r>
-            <w:proofErr w:type="gramStart"/>
-            <w:r>
-              <w:rPr>
-                <w:rFonts w:ascii="Times New Roman" w:eastAsia="Times New Roman" w:hAnsi="Times New Roman" w:cs="Times New Roman"/>
-                <w:sz w:val="26"/>
-                <w:szCs w:val="26"/>
-                <w:lang w:eastAsia="zh-CN"/>
-              </w:rPr>
-              <w:t>…..</w:t>
-            </w:r>
-            <w:proofErr w:type="gramEnd"/>
-            <w:r>
-              <w:rPr>
-                <w:rFonts w:ascii="Times New Roman" w:eastAsia="Times New Roman" w:hAnsi="Times New Roman" w:cs="Times New Roman"/>
-                <w:sz w:val="26"/>
-                <w:szCs w:val="26"/>
-                <w:lang w:eastAsia="zh-CN"/>
-              </w:rPr>
-              <w:t>……</w:t>
+              <w:t>): ……………..……</w:t>
             </w:r>
           </w:p>
           <w:p>
@@ -15892,7 +15294,7 @@
                           </wp:anchor>
                         </w:drawing>
                       </mc:Choice>
-                      <mc:Fallback xmlns:cx1="http://schemas.microsoft.com/office/drawing/2015/9/8/chartex">
+                      <mc:Fallback>
                         <w:pict>
                           <v:rect w14:anchorId="34AC0C51" id="Rectangle 33" o:spid="_x0000_s1026" style="position:absolute;margin-left:175.95pt;margin-top:1.3pt;width:22.75pt;height:18.55pt;z-index:251685888;visibility:visible;mso-wrap-style:none;mso-width-percent:0;mso-height-percent:0;mso-wrap-distance-left:9pt;mso-wrap-distance-top:0;mso-wrap-distance-right:9pt;mso-wrap-distance-bottom:0;mso-position-horizontal:absolute;mso-position-horizontal-relative:text;mso-position-vertical:absolute;mso-position-vertical-relative:text;mso-width-percent:0;mso-height-percent:0;mso-width-relative:page;mso-height-relative:page;v-text-anchor:middle" o:gfxdata="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" strokeweight=".26mm">
                             <v:stroke endcap="square"/>
@@ -16028,7 +15430,7 @@
                           </wp:anchor>
                         </w:drawing>
                       </mc:Choice>
-                      <mc:Fallback xmlns:cx1="http://schemas.microsoft.com/office/drawing/2015/9/8/chartex">
+                      <mc:Fallback>
                         <w:pict>
                           <v:rect w14:anchorId="26CB6B16" id="Rectangle 33" o:spid="_x0000_s1026" style="position:absolute;margin-left:0;margin-top:2.9pt;width:22.75pt;height:18.55pt;z-index:251684864;visibility:visible;mso-wrap-style:none;mso-width-percent:0;mso-height-percent:0;mso-wrap-distance-left:9pt;mso-wrap-distance-top:0;mso-wrap-distance-right:9pt;mso-wrap-distance-bottom:0;mso-position-horizontal:center;mso-position-horizontal-relative:margin;mso-position-vertical:absolute;mso-position-vertical-relative:text;mso-width-percent:0;mso-height-percent:0;mso-width-relative:page;mso-height-relative:page;v-text-anchor:middle" o:gfxdata="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" strokeweight=".26mm">
                             <v:stroke endcap="square"/>
@@ -16194,27 +15596,7 @@
                 <w:szCs w:val="26"/>
                 <w:lang w:eastAsia="zh-CN"/>
               </w:rPr>
-              <w:t xml:space="preserve">01/01 đến </w:t>
-            </w:r>
-            <w:proofErr w:type="gramStart"/>
-            <w:r>
-              <w:rPr>
-                <w:rFonts w:ascii="Times New Roman" w:eastAsia="Times New Roman" w:hAnsi="Times New Roman" w:cs="Times New Roman"/>
-                <w:sz w:val="26"/>
-                <w:szCs w:val="26"/>
-                <w:lang w:eastAsia="zh-CN"/>
-              </w:rPr>
-              <w:t>ngày  31</w:t>
-            </w:r>
-            <w:proofErr w:type="gramEnd"/>
-            <w:r>
-              <w:rPr>
-                <w:rFonts w:ascii="Times New Roman" w:eastAsia="Times New Roman" w:hAnsi="Times New Roman" w:cs="Times New Roman"/>
-                <w:sz w:val="26"/>
-                <w:szCs w:val="26"/>
-                <w:lang w:eastAsia="zh-CN"/>
-              </w:rPr>
-              <w:t>/12</w:t>
+              <w:t>01/01 đến ngày  31/12</w:t>
             </w:r>
             <w:r>
               <w:rPr>
@@ -16552,7 +15934,7 @@
                           </wp:anchor>
                         </w:drawing>
                       </mc:Choice>
-                      <mc:Fallback xmlns:cx1="http://schemas.microsoft.com/office/drawing/2015/9/8/chartex">
+                      <mc:Fallback>
                         <w:pict>
                           <v:rect w14:anchorId="7C933B61" id="Rectangle 112" o:spid="_x0000_s1026" style="position:absolute;margin-left:30.55pt;margin-top:2.4pt;width:20.45pt;height:18.5pt;z-index:251671552;visibility:visible;mso-wrap-style:none;mso-width-percent:0;mso-height-percent:0;mso-wrap-distance-left:9pt;mso-wrap-distance-top:0;mso-wrap-distance-right:9pt;mso-wrap-distance-bottom:0;mso-position-horizontal:absolute;mso-position-horizontal-relative:text;mso-position-vertical:absolute;mso-position-vertical-relative:text;mso-width-percent:0;mso-height-percent:0;mso-width-relative:page;mso-height-relative:page;v-text-anchor:middle" o:gfxdata="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" strokeweight=".26mm">
                             <v:stroke endcap="square"/>
@@ -17149,7 +16531,7 @@
                     </wp:anchor>
                   </w:drawing>
                 </mc:Choice>
-                <mc:Fallback xmlns:cx1="http://schemas.microsoft.com/office/drawing/2015/9/8/chartex">
+                <mc:Fallback>
                   <w:pict>
                     <v:rect w14:anchorId="76027F07" id="Rectangle 109" o:spid="_x0000_s1026" style="position:absolute;margin-left:10.4pt;margin-top:5.95pt;width:20.45pt;height:18.5pt;z-index:251668480;visibility:visible;mso-wrap-style:none;mso-width-percent:0;mso-height-percent:0;mso-wrap-distance-left:9pt;mso-wrap-distance-top:0;mso-wrap-distance-right:9pt;mso-wrap-distance-bottom:0;mso-position-horizontal:absolute;mso-position-horizontal-relative:text;mso-position-vertical:absolute;mso-position-vertical-relative:text;mso-width-percent:0;mso-height-percent:0;mso-width-relative:page;mso-height-relative:page;v-text-anchor:middle" o:gfxdata="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" strokeweight=".26mm">
                       <v:stroke endcap="square"/>
@@ -17301,7 +16683,7 @@
                     </wp:anchor>
                   </w:drawing>
                 </mc:Choice>
-                <mc:Fallback xmlns:cx1="http://schemas.microsoft.com/office/drawing/2015/9/8/chartex">
+                <mc:Fallback>
                   <w:pict>
                     <v:rect w14:anchorId="725E53DB" id="Rectangle 108" o:spid="_x0000_s1026" style="position:absolute;margin-left:10.4pt;margin-top:6.2pt;width:20.45pt;height:18.5pt;z-index:251669504;visibility:visible;mso-wrap-style:none;mso-width-percent:0;mso-height-percent:0;mso-wrap-distance-left:9pt;mso-wrap-distance-top:0;mso-wrap-distance-right:9pt;mso-wrap-distance-bottom:0;mso-position-horizontal:absolute;mso-position-horizontal-relative:text;mso-position-vertical:absolute;mso-position-vertical-relative:text;mso-width-percent:0;mso-height-percent:0;mso-width-relative:page;mso-height-relative:page;v-text-anchor:middle" o:gfxdata="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" strokeweight=".26mm">
                       <v:stroke endcap="square"/>
@@ -17459,7 +16841,7 @@
                     </wp:anchor>
                   </w:drawing>
                 </mc:Choice>
-                <mc:Fallback xmlns:cx1="http://schemas.microsoft.com/office/drawing/2015/9/8/chartex">
+                <mc:Fallback>
                   <w:pict>
                     <v:rect w14:anchorId="37CCEB8B" id="Rectangle 107" o:spid="_x0000_s1026" style="position:absolute;margin-left:10.45pt;margin-top:7.5pt;width:20.45pt;height:18.5pt;z-index:251670528;visibility:visible;mso-wrap-style:none;mso-width-percent:0;mso-height-percent:0;mso-wrap-distance-left:9pt;mso-wrap-distance-top:0;mso-wrap-distance-right:9pt;mso-wrap-distance-bottom:0;mso-position-horizontal:absolute;mso-position-horizontal-relative:text;mso-position-vertical:absolute;mso-position-vertical-relative:text;mso-width-percent:0;mso-height-percent:0;mso-width-relative:page;mso-height-relative:page;v-text-anchor:middle" o:gfxdata="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" strokeweight=".26mm">
                       <v:stroke endcap="square"/>
@@ -17845,7 +17227,7 @@
                     </wp:anchor>
                   </w:drawing>
                 </mc:Choice>
-                <mc:Fallback xmlns:cx1="http://schemas.microsoft.com/office/drawing/2015/9/8/chartex">
+                <mc:Fallback>
                   <w:pict>
                     <v:rect w14:anchorId="5EF22C8A" id="Rectangle 63" o:spid="_x0000_s1026" style="position:absolute;margin-left:-1.1pt;margin-top:1.25pt;width:20.45pt;height:18.5pt;z-index:251673600;visibility:visible;mso-wrap-style:none;mso-width-percent:0;mso-height-percent:0;mso-wrap-distance-left:9pt;mso-wrap-distance-top:0;mso-wrap-distance-right:9pt;mso-wrap-distance-bottom:0;mso-position-horizontal:absolute;mso-position-horizontal-relative:text;mso-position-vertical:absolute;mso-position-vertical-relative:text;mso-width-percent:0;mso-height-percent:0;mso-width-relative:page;mso-height-relative:page;v-text-anchor:middle" o:gfxdata="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" strokeweight=".26mm">
                       <v:stroke endcap="square"/>
@@ -17950,7 +17332,7 @@
                     </wp:anchor>
                   </w:drawing>
                 </mc:Choice>
-                <mc:Fallback xmlns:cx1="http://schemas.microsoft.com/office/drawing/2015/9/8/chartex">
+                <mc:Fallback>
                   <w:pict>
                     <v:rect w14:anchorId="0FE1A6DA" id="Rectangle 106" o:spid="_x0000_s1026" style="position:absolute;margin-left:4.55pt;margin-top:1.35pt;width:20.45pt;height:18.5pt;z-index:251674624;visibility:visible;mso-wrap-style:none;mso-width-percent:0;mso-height-percent:0;mso-wrap-distance-left:9pt;mso-wrap-distance-top:0;mso-wrap-distance-right:9pt;mso-wrap-distance-bottom:0;mso-position-horizontal:absolute;mso-position-horizontal-relative:text;mso-position-vertical:absolute;mso-position-vertical-relative:text;mso-width-percent:0;mso-height-percent:0;mso-width-relative:page;mso-height-relative:page;v-text-anchor:middle" o:gfxdata="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" strokeweight=".26mm">
                       <v:stroke endcap="square"/>
@@ -18221,7 +17603,7 @@
                     </wp:anchor>
                   </w:drawing>
                 </mc:Choice>
-                <mc:Fallback xmlns:cx1="http://schemas.microsoft.com/office/drawing/2015/9/8/chartex">
+                <mc:Fallback>
                   <w:pict>
                     <v:rect w14:anchorId="69133DAD" id="Rectangle 19" o:spid="_x0000_s1026" style="position:absolute;margin-left:103.8pt;margin-top:3.1pt;width:20.45pt;height:18.5pt;z-index:251698176;visibility:visible;mso-wrap-style:none;mso-width-percent:0;mso-height-percent:0;mso-wrap-distance-left:9pt;mso-wrap-distance-top:0;mso-wrap-distance-right:9pt;mso-wrap-distance-bottom:0;mso-position-horizontal:absolute;mso-position-horizontal-relative:text;mso-position-vertical:absolute;mso-position-vertical-relative:text;mso-width-percent:0;mso-height-percent:0;mso-width-relative:page;mso-height-relative:page;v-text-anchor:middle" o:gfxdata="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" strokeweight=".26mm">
                       <v:stroke endcap="square"/>
@@ -18901,7 +18283,7 @@
 </file>
 
 <file path=word/endnotes.xml><?xml version="1.0" encoding="utf-8"?>
-<w:endnotes xmlns:wpc="http://schemas.microsoft.com/office/word/2010/wordprocessingCanvas" xmlns:cx="http://schemas.microsoft.com/office/drawing/2014/chartex" xmlns:mc="http://schemas.openxmlformats.org/markup-compatibility/2006" xmlns:o="urn:schemas-microsoft-com:office:office" xmlns:r="http://schemas.openxmlformats.org/officeDocument/2006/relationships" xmlns:m="http://schemas.openxmlformats.org/officeDocument/2006/math" xmlns:v="urn:schemas-microsoft-com:vml" xmlns:wp14="http://schemas.microsoft.com/office/word/2010/wordprocessingDrawing" xmlns:wp="http://schemas.openxmlformats.org/drawingml/2006/wordprocessingDrawing" xmlns:w10="urn:schemas-microsoft-com:office:word" xmlns:w="http://schemas.openxmlformats.org/wordprocessingml/2006/main" xmlns:w14="http://schemas.microsoft.com/office/word/2010/wordml" xmlns:w15="http://schemas.microsoft.com/office/word/2012/wordml" xmlns:w16se="http://schemas.microsoft.com/office/word/2015/wordml/symex" xmlns:wpg="http://schemas.microsoft.com/office/word/2010/wordprocessingGroup" xmlns:wpi="http://schemas.microsoft.com/office/word/2010/wordprocessingInk" xmlns:wne="http://schemas.microsoft.com/office/word/2006/wordml" xmlns:wps="http://schemas.microsoft.com/office/word/2010/wordprocessingShape" mc:Ignorable="w14 w15 w16se wp14">
+<w:endnotes xmlns:wpc="http://schemas.microsoft.com/office/word/2010/wordprocessingCanvas" xmlns:cx="http://schemas.microsoft.com/office/drawing/2014/chartex" xmlns:cx1="http://schemas.microsoft.com/office/drawing/2015/9/8/chartex" xmlns:mc="http://schemas.openxmlformats.org/markup-compatibility/2006" xmlns:o="urn:schemas-microsoft-com:office:office" xmlns:r="http://schemas.openxmlformats.org/officeDocument/2006/relationships" xmlns:m="http://schemas.openxmlformats.org/officeDocument/2006/math" xmlns:v="urn:schemas-microsoft-com:vml" xmlns:wp14="http://schemas.microsoft.com/office/word/2010/wordprocessingDrawing" xmlns:wp="http://schemas.openxmlformats.org/drawingml/2006/wordprocessingDrawing" xmlns:w10="urn:schemas-microsoft-com:office:word" xmlns:w="http://schemas.openxmlformats.org/wordprocessingml/2006/main" xmlns:w14="http://schemas.microsoft.com/office/word/2010/wordml" xmlns:w15="http://schemas.microsoft.com/office/word/2012/wordml" xmlns:w16se="http://schemas.microsoft.com/office/word/2015/wordml/symex" xmlns:wpg="http://schemas.microsoft.com/office/word/2010/wordprocessingGroup" xmlns:wpi="http://schemas.microsoft.com/office/word/2010/wordprocessingInk" xmlns:wne="http://schemas.microsoft.com/office/word/2006/wordml" xmlns:wps="http://schemas.microsoft.com/office/word/2010/wordprocessingShape" mc:Ignorable="w14 w15 w16se wp14">
   <w:endnote w:type="separator" w:id="-1">
     <w:p>
       <w:pPr>
@@ -18926,7 +18308,7 @@
 </file>
 
 <file path=word/footnotes.xml><?xml version="1.0" encoding="utf-8"?>
-<w:footnotes xmlns:wpc="http://schemas.microsoft.com/office/word/2010/wordprocessingCanvas" xmlns:cx="http://schemas.microsoft.com/office/drawing/2014/chartex" xmlns:mc="http://schemas.openxmlformats.org/markup-compatibility/2006" xmlns:o="urn:schemas-microsoft-com:office:office" xmlns:r="http://schemas.openxmlformats.org/officeDocument/2006/relationships" xmlns:m="http://schemas.openxmlformats.org/officeDocument/2006/math" xmlns:v="urn:schemas-microsoft-com:vml" xmlns:wp14="http://schemas.microsoft.com/office/word/2010/wordprocessingDrawing" xmlns:wp="http://schemas.openxmlformats.org/drawingml/2006/wordprocessingDrawing" xmlns:w10="urn:schemas-microsoft-com:office:word" xmlns:w="http://schemas.openxmlformats.org/wordprocessingml/2006/main" xmlns:w14="http://schemas.microsoft.com/office/word/2010/wordml" xmlns:w15="http://schemas.microsoft.com/office/word/2012/wordml" xmlns:w16se="http://schemas.microsoft.com/office/word/2015/wordml/symex" xmlns:wpg="http://schemas.microsoft.com/office/word/2010/wordprocessingGroup" xmlns:wpi="http://schemas.microsoft.com/office/word/2010/wordprocessingInk" xmlns:wne="http://schemas.microsoft.com/office/word/2006/wordml" xmlns:wps="http://schemas.microsoft.com/office/word/2010/wordprocessingShape" mc:Ignorable="w14 w15 w16se wp14">
+<w:footnotes xmlns:wpc="http://schemas.microsoft.com/office/word/2010/wordprocessingCanvas" xmlns:cx="http://schemas.microsoft.com/office/drawing/2014/chartex" xmlns:cx1="http://schemas.microsoft.com/office/drawing/2015/9/8/chartex" xmlns:mc="http://schemas.openxmlformats.org/markup-compatibility/2006" xmlns:o="urn:schemas-microsoft-com:office:office" xmlns:r="http://schemas.openxmlformats.org/officeDocument/2006/relationships" xmlns:m="http://schemas.openxmlformats.org/officeDocument/2006/math" xmlns:v="urn:schemas-microsoft-com:vml" xmlns:wp14="http://schemas.microsoft.com/office/word/2010/wordprocessingDrawing" xmlns:wp="http://schemas.openxmlformats.org/drawingml/2006/wordprocessingDrawing" xmlns:w10="urn:schemas-microsoft-com:office:word" xmlns:w="http://schemas.openxmlformats.org/wordprocessingml/2006/main" xmlns:w14="http://schemas.microsoft.com/office/word/2010/wordml" xmlns:w15="http://schemas.microsoft.com/office/word/2012/wordml" xmlns:w16se="http://schemas.microsoft.com/office/word/2015/wordml/symex" xmlns:wpg="http://schemas.microsoft.com/office/word/2010/wordprocessingGroup" xmlns:wpi="http://schemas.microsoft.com/office/word/2010/wordprocessingInk" xmlns:wne="http://schemas.microsoft.com/office/word/2006/wordml" xmlns:wps="http://schemas.microsoft.com/office/word/2010/wordprocessingShape" mc:Ignorable="w14 w15 w16se wp14">
   <w:footnote w:type="separator" w:id="-1">
     <w:p>
       <w:pPr>
@@ -19416,7 +18798,7 @@
 </file>
 
 <file path=word/header1.xml><?xml version="1.0" encoding="utf-8"?>
-<w:hdr xmlns:wpc="http://schemas.microsoft.com/office/word/2010/wordprocessingCanvas" xmlns:cx="http://schemas.microsoft.com/office/drawing/2014/chartex" xmlns:mc="http://schemas.openxmlformats.org/markup-compatibility/2006" xmlns:o="urn:schemas-microsoft-com:office:office" xmlns:r="http://schemas.openxmlformats.org/officeDocument/2006/relationships" xmlns:m="http://schemas.openxmlformats.org/officeDocument/2006/math" xmlns:v="urn:schemas-microsoft-com:vml" xmlns:wp14="http://schemas.microsoft.com/office/word/2010/wordprocessingDrawing" xmlns:wp="http://schemas.openxmlformats.org/drawingml/2006/wordprocessingDrawing" xmlns:w10="urn:schemas-microsoft-com:office:word" xmlns:w="http://schemas.openxmlformats.org/wordprocessingml/2006/main" xmlns:w14="http://schemas.microsoft.com/office/word/2010/wordml" xmlns:w15="http://schemas.microsoft.com/office/word/2012/wordml" xmlns:w16se="http://schemas.microsoft.com/office/word/2015/wordml/symex" xmlns:wpg="http://schemas.microsoft.com/office/word/2010/wordprocessingGroup" xmlns:wpi="http://schemas.microsoft.com/office/word/2010/wordprocessingInk" xmlns:wne="http://schemas.microsoft.com/office/word/2006/wordml" xmlns:wps="http://schemas.microsoft.com/office/word/2010/wordprocessingShape" mc:Ignorable="w14 w15 w16se wp14">
+<w:hdr xmlns:wpc="http://schemas.microsoft.com/office/word/2010/wordprocessingCanvas" xmlns:cx="http://schemas.microsoft.com/office/drawing/2014/chartex" xmlns:cx1="http://schemas.microsoft.com/office/drawing/2015/9/8/chartex" xmlns:mc="http://schemas.openxmlformats.org/markup-compatibility/2006" xmlns:o="urn:schemas-microsoft-com:office:office" xmlns:r="http://schemas.openxmlformats.org/officeDocument/2006/relationships" xmlns:m="http://schemas.openxmlformats.org/officeDocument/2006/math" xmlns:v="urn:schemas-microsoft-com:vml" xmlns:wp14="http://schemas.microsoft.com/office/word/2010/wordprocessingDrawing" xmlns:wp="http://schemas.openxmlformats.org/drawingml/2006/wordprocessingDrawing" xmlns:w10="urn:schemas-microsoft-com:office:word" xmlns:w="http://schemas.openxmlformats.org/wordprocessingml/2006/main" xmlns:w14="http://schemas.microsoft.com/office/word/2010/wordml" xmlns:w15="http://schemas.microsoft.com/office/word/2012/wordml" xmlns:w16se="http://schemas.microsoft.com/office/word/2015/wordml/symex" xmlns:wpg="http://schemas.microsoft.com/office/word/2010/wordprocessingGroup" xmlns:wpi="http://schemas.microsoft.com/office/word/2010/wordprocessingInk" xmlns:wne="http://schemas.microsoft.com/office/word/2006/wordml" xmlns:wps="http://schemas.microsoft.com/office/word/2010/wordprocessingShape" mc:Ignorable="w14 w15 w16se wp14">
   <w:p>
     <w:pPr>
       <w:pStyle w:val="Header"/>
@@ -19427,7 +18809,7 @@
 </file>
 
 <file path=word/header2.xml><?xml version="1.0" encoding="utf-8"?>
-<w:hdr xmlns:wpc="http://schemas.microsoft.com/office/word/2010/wordprocessingCanvas" xmlns:cx="http://schemas.microsoft.com/office/drawing/2014/chartex" xmlns:mc="http://schemas.openxmlformats.org/markup-compatibility/2006" xmlns:o="urn:schemas-microsoft-com:office:office" xmlns:r="http://schemas.openxmlformats.org/officeDocument/2006/relationships" xmlns:m="http://schemas.openxmlformats.org/officeDocument/2006/math" xmlns:v="urn:schemas-microsoft-com:vml" xmlns:wp14="http://schemas.microsoft.com/office/word/2010/wordprocessingDrawing" xmlns:wp="http://schemas.openxmlformats.org/drawingml/2006/wordprocessingDrawing" xmlns:w10="urn:schemas-microsoft-com:office:word" xmlns:w="http://schemas.openxmlformats.org/wordprocessingml/2006/main" xmlns:w14="http://schemas.microsoft.com/office/word/2010/wordml" xmlns:w15="http://schemas.microsoft.com/office/word/2012/wordml" xmlns:w16se="http://schemas.microsoft.com/office/word/2015/wordml/symex" xmlns:wpg="http://schemas.microsoft.com/office/word/2010/wordprocessingGroup" xmlns:wpi="http://schemas.microsoft.com/office/word/2010/wordprocessingInk" xmlns:wne="http://schemas.microsoft.com/office/word/2006/wordml" xmlns:wps="http://schemas.microsoft.com/office/word/2010/wordprocessingShape" mc:Ignorable="w14 w15 w16se wp14">
+<w:hdr xmlns:wpc="http://schemas.microsoft.com/office/word/2010/wordprocessingCanvas" xmlns:cx="http://schemas.microsoft.com/office/drawing/2014/chartex" xmlns:cx1="http://schemas.microsoft.com/office/drawing/2015/9/8/chartex" xmlns:mc="http://schemas.openxmlformats.org/markup-compatibility/2006" xmlns:o="urn:schemas-microsoft-com:office:office" xmlns:r="http://schemas.openxmlformats.org/officeDocument/2006/relationships" xmlns:m="http://schemas.openxmlformats.org/officeDocument/2006/math" xmlns:v="urn:schemas-microsoft-com:vml" xmlns:wp14="http://schemas.microsoft.com/office/word/2010/wordprocessingDrawing" xmlns:wp="http://schemas.openxmlformats.org/drawingml/2006/wordprocessingDrawing" xmlns:w10="urn:schemas-microsoft-com:office:word" xmlns:w="http://schemas.openxmlformats.org/wordprocessingml/2006/main" xmlns:w14="http://schemas.microsoft.com/office/word/2010/wordml" xmlns:w15="http://schemas.microsoft.com/office/word/2012/wordml" xmlns:w16se="http://schemas.microsoft.com/office/word/2015/wordml/symex" xmlns:wpg="http://schemas.microsoft.com/office/word/2010/wordprocessingGroup" xmlns:wpi="http://schemas.microsoft.com/office/word/2010/wordprocessingInk" xmlns:wne="http://schemas.microsoft.com/office/word/2006/wordml" xmlns:wps="http://schemas.microsoft.com/office/word/2010/wordprocessingShape" mc:Ignorable="w14 w15 w16se wp14">
   <w:p>
     <w:pPr>
       <w:pStyle w:val="Header"/>
@@ -19438,7 +18820,7 @@
 </file>
 
 <file path=word/numbering.xml><?xml version="1.0" encoding="utf-8"?>
-<w:numbering xmlns:wpc="http://schemas.microsoft.com/office/word/2010/wordprocessingCanvas" xmlns:cx="http://schemas.microsoft.com/office/drawing/2014/chartex" xmlns:mc="http://schemas.openxmlformats.org/markup-compatibility/2006" xmlns:o="urn:schemas-microsoft-com:office:office" xmlns:r="http://schemas.openxmlformats.org/officeDocument/2006/relationships" xmlns:m="http://schemas.openxmlformats.org/officeDocument/2006/math" xmlns:v="urn:schemas-microsoft-com:vml" xmlns:wp14="http://schemas.microsoft.com/office/word/2010/wordprocessingDrawing" xmlns:wp="http://schemas.openxmlformats.org/drawingml/2006/wordprocessingDrawing" xmlns:w10="urn:schemas-microsoft-com:office:word" xmlns:w="http://schemas.openxmlformats.org/wordprocessingml/2006/main" xmlns:w14="http://schemas.microsoft.com/office/word/2010/wordml" xmlns:w15="http://schemas.microsoft.com/office/word/2012/wordml" xmlns:w16se="http://schemas.microsoft.com/office/word/2015/wordml/symex" xmlns:wpg="http://schemas.microsoft.com/office/word/2010/wordprocessingGroup" xmlns:wpi="http://schemas.microsoft.com/office/word/2010/wordprocessingInk" xmlns:wne="http://schemas.microsoft.com/office/word/2006/wordml" xmlns:wps="http://schemas.microsoft.com/office/word/2010/wordprocessingShape" mc:Ignorable="w14 w15 w16se wp14">
+<w:numbering xmlns:wpc="http://schemas.microsoft.com/office/word/2010/wordprocessingCanvas" xmlns:cx="http://schemas.microsoft.com/office/drawing/2014/chartex" xmlns:cx1="http://schemas.microsoft.com/office/drawing/2015/9/8/chartex" xmlns:mc="http://schemas.openxmlformats.org/markup-compatibility/2006" xmlns:o="urn:schemas-microsoft-com:office:office" xmlns:r="http://schemas.openxmlformats.org/officeDocument/2006/relationships" xmlns:m="http://schemas.openxmlformats.org/officeDocument/2006/math" xmlns:v="urn:schemas-microsoft-com:vml" xmlns:wp14="http://schemas.microsoft.com/office/word/2010/wordprocessingDrawing" xmlns:wp="http://schemas.openxmlformats.org/drawingml/2006/wordprocessingDrawing" xmlns:w10="urn:schemas-microsoft-com:office:word" xmlns:w="http://schemas.openxmlformats.org/wordprocessingml/2006/main" xmlns:w14="http://schemas.microsoft.com/office/word/2010/wordml" xmlns:w15="http://schemas.microsoft.com/office/word/2012/wordml" xmlns:w16se="http://schemas.microsoft.com/office/word/2015/wordml/symex" xmlns:wpg="http://schemas.microsoft.com/office/word/2010/wordprocessingGroup" xmlns:wpi="http://schemas.microsoft.com/office/word/2010/wordprocessingInk" xmlns:wne="http://schemas.microsoft.com/office/word/2006/wordml" xmlns:wps="http://schemas.microsoft.com/office/word/2010/wordprocessingShape" mc:Ignorable="w14 w15 w16se wp14">
   <w:abstractNum w:abstractNumId="0" w15:restartNumberingAfterBreak="0">
     <w:nsid w:val="5AD55BB2"/>
     <w:multiLevelType w:val="hybridMultilevel"/>

--- a/CÔNG TY TNHH MTV TRƯỜNG VINH/TruongVinh_ThanhLapMoi/GIẤY ĐỀ NGHỊ_Mẫu số 2_DA_DIEN.docx
+++ b/CÔNG TY TNHH MTV TRƯỜNG VINH/TruongVinh_ThanhLapMoi/GIẤY ĐỀ NGHỊ_Mẫu số 2_DA_DIEN.docx
@@ -174,7 +174,16 @@
           <w:sz w:val="26"/>
           <w:szCs w:val="26"/>
         </w:rPr>
-        <w:t xml:space="preserve">Thành Phố Hồ Chí Minh, </w:t>
+        <w:t>Lâm Đồng</w:t>
+      </w:r>
+      <w:r>
+        <w:rPr>
+          <w:rFonts w:ascii="Times New Roman" w:eastAsia="Times New Roman" w:hAnsi="Times New Roman" w:cs="Times New Roman"/>
+          <w:iCs/>
+          <w:sz w:val="26"/>
+          <w:szCs w:val="26"/>
+        </w:rPr>
+        <w:t xml:space="preserve">, </w:t>
       </w:r>
       <w:r>
         <w:rPr>
@@ -184,7 +193,27 @@
           <w:sz w:val="26"/>
           <w:szCs w:val="26"/>
         </w:rPr>
-        <w:t>ngày 9 tháng 5 năm 2026</w:t>
+        <w:t xml:space="preserve">ngày </w:t>
+      </w:r>
+      <w:r>
+        <w:rPr>
+          <w:rFonts w:ascii="Times New Roman" w:hAnsi="Times New Roman" w:cs="Times New Roman"/>
+          <w:iCs/>
+          <w:color w:val="000000" w:themeColor="text1"/>
+          <w:sz w:val="26"/>
+          <w:szCs w:val="26"/>
+        </w:rPr>
+        <w:t>12</w:t>
+      </w:r>
+      <w:r>
+        <w:rPr>
+          <w:rFonts w:ascii="Times New Roman" w:hAnsi="Times New Roman" w:cs="Times New Roman"/>
+          <w:iCs/>
+          <w:color w:val="000000" w:themeColor="text1"/>
+          <w:sz w:val="26"/>
+          <w:szCs w:val="26"/>
+        </w:rPr>
+        <w:t xml:space="preserve"> tháng 5 năm 2026</w:t>
       </w:r>
     </w:p>
     <w:p>
@@ -275,7 +304,25 @@
           <w:szCs w:val="26"/>
           <w:lang w:eastAsia="zh-CN"/>
         </w:rPr>
-        <w:t>Phòng Đăng ký kinh doanh thành phố Hồ Chí Minh</w:t>
+        <w:t xml:space="preserve">Phòng Đăng ký kinh doanh </w:t>
+      </w:r>
+      <w:r>
+        <w:rPr>
+          <w:rFonts w:ascii="Times New Roman" w:eastAsia="Times New Roman" w:hAnsi="Times New Roman" w:cs="Times New Roman"/>
+          <w:sz w:val="26"/>
+          <w:szCs w:val="26"/>
+          <w:lang w:eastAsia="zh-CN"/>
+        </w:rPr>
+        <w:t xml:space="preserve">tỉnh </w:t>
+      </w:r>
+      <w:r>
+        <w:rPr>
+          <w:rFonts w:ascii="Times New Roman" w:eastAsia="Times New Roman" w:hAnsi="Times New Roman" w:cs="Times New Roman"/>
+          <w:iCs/>
+          <w:sz w:val="26"/>
+          <w:szCs w:val="26"/>
+        </w:rPr>
+        <w:t>Lâm Đồng</w:t>
       </w:r>
     </w:p>
     <w:p>
@@ -4894,7 +4941,6 @@
         <w:suppressAutoHyphens/>
         <w:spacing w:before="120" w:after="0" w:line="240" w:lineRule="auto"/>
         <w:ind w:firstLine="567"/>
-        <w:jc w:val="both"/>
         <w:rPr>
           <w:rFonts w:ascii="Times New Roman" w:eastAsia="Times New Roman" w:hAnsi="Times New Roman" w:cs="Times New Roman"/>
           <w:sz w:val="26"/>
@@ -4930,6 +4976,15 @@
           <w:lang w:val="fr-FR" w:eastAsia="zh-CN"/>
         </w:rPr>
         <w:t xml:space="preserve">): </w:t>
+      </w:r>
+      <w:r>
+        <w:rPr>
+          <w:rFonts w:ascii="Times New Roman" w:eastAsia="Times New Roman" w:hAnsi="Times New Roman" w:cs="Times New Roman"/>
+          <w:sz w:val="26"/>
+          <w:szCs w:val="26"/>
+          <w:lang w:val="fr-FR" w:eastAsia="zh-CN"/>
+        </w:rPr>
+        <w:t>TRUONG VINH MTV SX COMPANY LIMITED</w:t>
       </w:r>
     </w:p>
     <w:p>
@@ -4979,6 +5034,15 @@
         </w:rPr>
         <w:t xml:space="preserve">): </w:t>
       </w:r>
+      <w:r>
+        <w:rPr>
+          <w:rFonts w:ascii="Times New Roman" w:eastAsia="Times New Roman" w:hAnsi="Times New Roman" w:cs="Times New Roman"/>
+          <w:sz w:val="26"/>
+          <w:szCs w:val="26"/>
+          <w:lang w:val="fr-FR" w:eastAsia="zh-CN"/>
+        </w:rPr>
+        <w:t>TRUONG VINH MTV SX CO., LTD</w:t>
+      </w:r>
     </w:p>
     <w:p>
       <w:pPr>
@@ -5082,8 +5146,6 @@
         </w:rPr>
         <w:t>Xã Tân Lập</w:t>
       </w:r>
-      <w:bookmarkStart w:id="0" w:name="_GoBack"/>
-      <w:bookmarkEnd w:id="0"/>
     </w:p>
     <w:p>
       <w:pPr>
@@ -6444,14 +6506,8 @@
                 <w:szCs w:val="24"/>
               </w:rPr>
             </w:pPr>
-            <w:r>
-              <w:rPr>
-                <w:rFonts w:ascii="Times New Roman" w:hAnsi="Times New Roman" w:cs="Times New Roman"/>
-                <w:sz w:val="24"/>
-                <w:szCs w:val="24"/>
-              </w:rPr>
-              <w:t>X</w:t>
-            </w:r>
+            <w:bookmarkStart w:id="0" w:name="_GoBack"/>
+            <w:bookmarkEnd w:id="0"/>
           </w:p>
         </w:tc>
       </w:tr>
@@ -6794,6 +6850,14 @@
                 <w:szCs w:val="24"/>
               </w:rPr>
             </w:pPr>
+            <w:r>
+              <w:rPr>
+                <w:rFonts w:ascii="Times New Roman" w:hAnsi="Times New Roman" w:cs="Times New Roman"/>
+                <w:sz w:val="24"/>
+                <w:szCs w:val="24"/>
+              </w:rPr>
+              <w:t>X</w:t>
+            </w:r>
           </w:p>
         </w:tc>
       </w:tr>
